--- a/example_articles/countries/United Kingdom/2.countries_United Kingdom_New_York_Times.docx
+++ b/example_articles/countries/United Kingdom/2.countries_United Kingdom_New_York_Times.docx
@@ -27,17 +27,17 @@
     </w:p>
     <w:p>
       <w:r>
-        <w:t>Source File: NYT/44.DOCX</w:t>
+        <w:t>Source file: NYT/44.DOCX</w:t>
       </w:r>
     </w:p>
     <w:p>
       <w:r>
-        <w:t>Raw locations result: ['United Kingdom']</w:t>
+        <w:t>Raw locations result, 'locations': ['United Kingdom']</w:t>
       </w:r>
     </w:p>
     <w:p>
       <w:r>
-        <w:t>countries_stand_flat (Standardized): United Kingdom</w:t>
+        <w:t>Standardized locations result, 'countries_stand_flat': United Kingdom</w:t>
       </w:r>
     </w:p>
     <w:p>

--- a/example_articles/countries/United Kingdom/2.countries_United Kingdom_New_York_Times.docx
+++ b/example_articles/countries/United Kingdom/2.countries_United Kingdom_New_York_Times.docx
@@ -7,7 +7,7 @@
         <w:pStyle w:val="Heading1"/>
       </w:pPr>
       <w:r>
-        <w:t>Socialist Vows to Be Capitol Outsider</w:t>
+        <w:t>John Hurt: Always in Character</w:t>
       </w:r>
     </w:p>
     <w:p>
@@ -17,17 +17,17 @@
     </w:p>
     <w:p>
       <w:r>
-        <w:t>Date: 1990-11-12</w:t>
+        <w:t>Date: 1990-12-02</w:t>
       </w:r>
     </w:p>
     <w:p>
       <w:r>
-        <w:t>Section: Section B;; Section B; Page 9; Column 4; National Desk; Column 4;</w:t>
+        <w:t>Section: Section 6;; Section 6; Page 55; Column 1; Magazine Desk; Column 1;</w:t>
       </w:r>
     </w:p>
     <w:p>
       <w:r>
-        <w:t>Source file: NYT/44.DOCX</w:t>
+        <w:t>Source file: NYT/53.DOCX</w:t>
       </w:r>
     </w:p>
     <w:p>
@@ -49,45 +49,191 @@
     </w:p>
     <w:p>
       <w:r>
-        <w:t>Twenty years ago, many Vermont residents saw Bernard Sanders as little more than a political hippie.</w:t>
+        <w:t>Long before the forehead furrowed and the skin around the eyes shriveled into sacs, John Hurt wore a worried look.</w:t>
         <w:br/>
-        <w:t>He was an outspoken advocate of social causes who called himself a socialist and called for taxing the rich, caring for the poor and building a truly progressive political party in America.</w:t>
+        <w:t>"When I was a boy at Lincoln School in Britain," he recalls, "I had an English teacher, Mr. Crowther, who'd say, 'Stop looking so, so . . .' -- he wanted to use the word 'hurt' but suddenly remembered it was my name -- 'so injured.' "</w:t>
         <w:br/>
-        <w:t>Now, irked by flip-flopping politicians and the legacy of Reaganomics, voters in this increasingly liberal state have ousted their Congressman and are sending Mr. Sanders to Washington in his place.</w:t>
+        <w:t>Across the years, the look deepened: the skin gathered into pleats, the eyelids to reptilian hoods. It is now, at 50 years old, a physiognomy film makers find eloquent.</w:t>
         <w:br/>
-        <w:t>Mr. Sanders, the former Mayor of Burlington, identifies himself as a "democratic socialist," but he ran for Congress as an independent, defeating the state's lone Representative, Peter P. Smith, a Republican, by 17 percentage points on Tuesday. Mr. Sanders is the first truly independent candidate elected to Congress since Henry Frazier Reams, a former Democrat, was elected to the House in 1952.</w:t>
+        <w:t>"John's got a tremendous sadness in his eyes," says David Puttnam, the producer. "And that may be an actor's greatest asset, because he can convey pain."</w:t>
         <w:br/>
-        <w:t>"If timing is everything in politics, this was perfect timing for his campaign," said Gov. Madeleine M. Kunin, who like other New England Governors is seeing her state slide into recession. "Now the question is whether a man who has made his career fighting the system will be able to be an insider and an outsider at the same time."</w:t>
+        <w:t>Such empathy, of course, is born principally of experience. John Hurt's art -- his critically acclaimed ability to project, imaginatively, the most profound moments in life -- has been dearly won. By his own reckoning, and by the accounts of those close to him, Hurt has known privation, wantonness and great loss -- the artist's classic vicissitudes." In short, says Puttnam, "He's led an extraordinary life.</w:t>
         <w:br/>
-        <w:t>And while Mr. Sanders admits he has learned how to make short-term compromises, the 49-year-old Brooklyn native said his unequivocal answer to the insider-outsider question was "no."</w:t>
+        <w:t>HERE ON THE CANADIAN PRAIRIE, JOHN HURT seems at peace. At the moment, he is sitting in a small motor home that serves as a dressing room on the broad plains of southern Alberta, a boundless table top of Kelly green and harvest gold beneath a dome of blue. It is a warm day under a late-summer sun, and Hurt is at work on a movie entitled "Lapse of Memory," an adaptation by the director Patrick Dewolf of "I Am the Cheese," a psychological thriller by Robert Cormier.</w:t>
         <w:br/>
-        <w:t>His credentials as a socialist date to his membership in a Socialist party at the University of Chicago. In 1980 he was one of three electors for the Socialist Workers' Party, and then helped formed a new Vermont party, the Burlington Progressive Coalition.</w:t>
+        <w:t>"Lapse of Memory" is the actor's 36th feature film. The quality of these movies has been mixed -- from a piece of foolishness called "Partners," in 1982, in which he played a homosexual policeman, to Michael Radford's gritty remake of "1984," in which Hurt is Orwell's hero, Winston Smith. But good vehicle or bad, Hurt's performances across the last 28 years have, almost without exception, been admired.</w:t>
         <w:br/>
-        <w:t>In his victory speech Tuesday night Mr. Sanders said Vermont was "leading the way for the fight for a political revolution which would take power from the wealthy and return it to the people."</w:t>
+        <w:t>He has twice been nominated for an Academy Award: in 1978 for his portrayal of a degenerate narcotics addict in David Puttnam's "Midnight Express" and in 1981 for the lead role of John Merrick in "The Elephant Man." On television, as Quentin Crisp in "The Naked Civil Servant" and Caligula in "I, Claudius," he was, according to John J. O'Connor of The New York Times, "brilliant" and "daring and memorable."</w:t>
         <w:br/>
-        <w:t>Sitting at his campaign headquarters here, surrounded by crudely written cardboard "Bernie" signs, and biting into a McDonald's pastry, Mr. Sanders said: "I'm not an insider. I know who I am. I know where I came from. I don't need to get down on my knees and ask rich people for their help. The point of this is to show the nation that we, here in Vermont, have given people a real political alternative."</w:t>
+        <w:t>Even the industry's top directors seem to hold him in awe.</w:t>
         <w:br/>
-        <w:t>His victory, he added, is evidence that working-class people can "fight against the establishment."</w:t>
+        <w:t>"John Hurt is simply the greatest actor in the world," says David Lynch, who directed "The Elephant Man."</w:t>
         <w:br/>
-        <w:t>Mr. Sanders, who came to Vermont in 1968, has long been a renegade in a state that was once the most Republican in the union. After running unsuccessfully in four statewide races as a Liberty Union Party candidate, Mr. Sanders stunned established politicians in 1981 by defeating Gordon H. Paquette, Mayor of Burlington for five terms. His winning margin was 10 votes.</w:t>
+        <w:t>Jim Sheridan, the director of "My Left Foot," worked with Hurt on "The Field," which opens Dec. 21, and stars Richard Harris and Tom Berenger. He says Hurt is "like a snooker player -- deadly accurate."</w:t>
         <w:br/>
-        <w:t>Mr. Sanders was elected to four consecutive two-year terms. Since leaving office in 1989, he has taught at Hamilton College in Clinton, N.Y., and at the John F. Kennedy School of Government at Harvard University. He has been praised for pushing through progressive programs in Burlington: an after-school program for youths, city-subsidized child care, a community boathouse, a city arts office and a youth council.</w:t>
+        <w:t>For his part, Hurt thinks of himself as a character actor, but in the European, rather than the Hollywood, mold. In America, character actors are apt to assume one character -- the lovable sot, the fumbling intellectual -- for the life of their career. Abroad, however, "a character actor," says Hurt, "is someone who can play, literally, very different characters." And his list of personas is a long one.</w:t>
         <w:br/>
-        <w:t>Mr. Sander's Congressional campaign, supported by an extensive grass-roots organization, was propelled by a backlash against Mr. Smith, a freshman Representative who seemed to change positions on two pivotal issues: gun control and the Federal budget.</w:t>
+        <w:t>In Laurence Olivier's "King Lear," he played the Fool. In "10 Rillington</w:t>
         <w:br/>
-        <w:t>Even though Mr. Sanders supports gun control, the National Rifle Association endorsed him after Mr. Smith voted for controls on semiautomatic assault-type weapons after earlier promising to oppose such measures.</w:t>
+        <w:t>Place," he played a man hanged for a murder he did not commit; in "Champions," a jockey afflicted with cancer; in "Shout," a cuckolded church organist; in "A Man for All Seasons," the duplicitous Richard Rich, and in "Scandal," Stephen Ward, the osteopath at the center of the so-called Profumo affair, Britain's infamous imbroglio of politics and sex. (Hurt likes to joke that for a moment after "The Elephant Man," he thought he was in danger of being typecast: "What would you think would be the first part that was offered me following 'Elephant Man?' Try 'The Hunchback of Notre Dame.' ")</w:t>
         <w:br/>
-        <w:t>In a campaign appearance by President Bush, Mr. Smith was critical of the final form of the budget, although he had voted for the preliminary Congressional budget package that would have cut $60 billion in Medicare spending and raised taxes on gasoline and home heating oil.</w:t>
+        <w:t>And yet, at closer look, perhaps the roles he elects to play are not as varied as they seem. At the least, his characters are unorthodox; at the most, stubbornly eccentric. Witness Quentin Crisp's flamboyance, Winston Smith's quiet anarchy, Stephen Ward's celebration of sex.</w:t>
         <w:br/>
-        <w:t>The Democrat in the House race, Delores Sandoval, trailed badly after announcing a proposal for "controlled legalization" of drugs.</w:t>
+        <w:t>"There isn't such a thing as a regular guy," Hurt says, "not from the point of view of drama, but, yes, I am interested in characters who are misunderstood."</w:t>
         <w:br/>
-        <w:t>Mr. Sanders says his agenda in Congress will include lower limits on campaign spending, a steeply progressive income tax, a national health care program, support for education, affordable housing and 50 percent cuts in military spending over the next five years.</w:t>
+        <w:t>Thus, he is usually an actor on the edge. "All those parts demand vulnerability, yes, the ability to expose things that would not normally be seen," he says. "That's what makes them exciting."</w:t>
         <w:br/>
-        <w:t>Mr. Sanders said that he hopeds to join the Democratic Caucus in the House and would support the Democratic committee appointments but that he would not change his independent status to do so. "We are causing them a good deal of consternation I realize," Mr. Sanders said with a smile, "but I'm optimistic things will work out."</w:t>
+        <w:t>By contrast, the man who now sits in the trailer swatting at large black flies and waiting to be called out into the prairie sun for the next shot is retiring and rarely self-revealing.</w:t>
         <w:br/>
-        <w:t>Speaker Thomas S. Foley, Democrat of Washington, has said Mr. Sanders's membership would be subject to a caucus vote on Dec. 3. Representative Steny H. Hoyer of Maryland, chairman of the Democratic group, said he would wait to comment until the vote.</w:t>
+        <w:t>JUST AFTER HIS 17TH birthday, John Hurt approached his parents. "Can't I go to acting school?" he asked.</w:t>
         <w:br/>
-        <w:t>But Representative Charles Wilson, Democrat of Texas, expressed reservations about the newcomer. "The Democratic Caucus is for Democrats," Mr. Wilson said. "I'm sure the more liberal members of the caucus will welcome him in. But to many of us from the South, it is going to be hard when our opponents start saying that the Democrats and the socialists have all gotten together."</w:t>
+        <w:t>His mother, an amateur actress, had trod the boards in a local troupe. His father, a vicar, emoted from the pulpit. But, to his parents, acting was not a fit profession. "They thought it represented something risque and populist," Hurt recalls. "It was out of the question."</w:t>
+        <w:br/>
+        <w:t>So he went to art school instead, to learn to paint and draw; his parents hoped he might eventually teach. Three or four years passed. He still burned to act. Then, one night at a hamburger stand in London, he stumbled on a path to the stage.</w:t>
+        <w:br/>
+        <w:t>"I met these two Australian girls who were with Lucillio's Spanish Traveling Dance Band and they invited me to a party," he recalls. "Well, I had some wine and started fooling around, doing impressions and bits. All of a sudden one of them said, 'You ought to be an actor.' I said, 'How?' She said, 'Audition for the Royal Academy of Dramatic Arts.'</w:t>
+        <w:br/>
+        <w:t>"At the time, 1960, I was penniless, living in a one-room basement flat where the walls ran with damp. For two days before the audition, I went without food. I fell asleep on the steps of the theater waiting for the audition.  When I got on, I was so nervous and undernourished, I dried up 20 times during my speeches. Luckily they weren't looking for polished performers and I got a scholarship."</w:t>
+        <w:br/>
+        <w:t>Among his contemporaries at the prestigious academy were Sarah Miles, Tom Courtenay and Ian McShane. Students were taught classic dramatic technique -- to use their imagination in creating a role, to interpret a part from the script, rather than build an analogue based on observation and life, the way of the so-called Method school of acting that was then taking hold across the Atlantic.</w:t>
+        <w:br/>
+        <w:t>By 1963, he had made a number of appearances on the London stage, and that year the critics named him Britain's most promising newcomer. By the end of 1966, he had been married and divorced, had appeared in several films, among them "A Man for All Seasons," and had performed with the Royal Shakespeare Company in David Mercer's "Belcher's Luck."</w:t>
+        <w:br/>
+        <w:t>In 1967, he met Marie-Lise Volpeliere-Pierrot, a French model with whom, it quickly became clear, he expected to spend the rest of his life. Lise, as everyone called her -- long-necked, dark-haired, beautiful -- became much more than a lover and companion. Theirs was not a romance exactly, but according to those who knew the two, more of a spiritual bonding.</w:t>
+        <w:br/>
+        <w:t>"She was an odd combination, not technically his wife, but his wife, also his best critic, his best friend," says one of Hurt's oldest friends, Edgar Bronfman Jr., the president of Joseph E. Seagram &amp; Sons, whom Hurt met on a film set in 1971. "And because they were so involved with each other in so many areas, they had a mercurial relationship."</w:t>
+        <w:br/>
+        <w:t>They were "like brother and sister," says Don Boyd, a British director and for the last 15 years part of Hurt's small personal circle. "Lise of all the people I've seen with John was the least awe-struck by his personality. And she was good at coping with his drinking habit. At one stage, she told him, 'If you continue to drink, you're going to die.' "</w:t>
+        <w:br/>
+        <w:t>On the morning of Jan. 15, 1983, "cold, wet, nasty altogether," remembers Hurt, the couple went horseback riding close to their house at Ascot Under Wychwood near Oxford. Hurt was about to begin "Champions," in which he would play the part of a jockey. "I needed to get my seat back," he recalls. "We'd been out about 40 minutes. The horses weren't getting on that well. One put its foot in a hole, stumbled and set the other horse off, then both went crashing off down the lane. There were walls on either side of us and we couldn't get off of the road. Suddenly I got thrown; Lise went belting off, trying to catch my mount. All at once, she lost her stirrup, came out the back door and landed on her head in the middle of the road. She went into a coma at the hospital and never came out." She died that day. "We had been together for 16 years and that was that."</w:t>
+        <w:br/>
+        <w:t>The loss, according to Bronfman, Boyd and others, set the actor spinning.</w:t>
+        <w:br/>
+        <w:t>HURT IS A LEAN FIGURE, 5 feet 9 inches, 145 pounds, with straight auburn hair, tousled a bit in front, brown eyes, a freckled almost ruddy complexion and a walk that is tentative, sometimes cautious.</w:t>
+        <w:br/>
+        <w:t>He speaks in the baritone of a country vicar, a voice, in fact, that on the telephone is a dead ringer for his father's. Since he is possessed by the urge to perform, he delights in telling stories and can usually spin a simple anecdote into a small set piece.</w:t>
+        <w:br/>
+        <w:t>Here, for example, Richard Attenborough, the actor and director, summons him to a screen test for the lead role in "Gandhi":</w:t>
+        <w:br/>
+        <w:t>"I went down there and they did the most cursory makeup job. Then they put me in a nappy. Well, I looked like a Welsh rugby player with a diaper, wearing brown boot polish on my body, with my hair scrabbled back and talking 'like dis, you know?' After Ben Kingsley got the part, Attenborough rang back, apologized and said, 'It was just the makeup, Johnny darling' -- he talks like that -- 'just the makeup, deary, really, seriously, you could play it standing on your head, lovey.' At the time, I thought, 'How on earth do you play Gandhi standing on your head?' "</w:t>
+        <w:br/>
+        <w:t>Just now, returning to the trailer from the set -- a hollow of green in a provincial park near the Montana border -- the good-natured storyteller is now brimming with bile.</w:t>
+        <w:br/>
+        <w:t>One of his co-players, Matthew Mackay, a nervous 16-year-old from Montreal, in his first major part in a feature film, has nettled the star. The offense took place during a scene in which Hurt was required to run through the park with Mackay chasing him on a bicycle. After the fourth take, Hurt, panting, turned and asked the director if he wanted more expression.</w:t>
+        <w:br/>
+        <w:t>"Do you want me to act," he asked Dewolf, "or just run?" "Just run," came the reply.</w:t>
+        <w:br/>
+        <w:t>And it was then that Mackay, no doubt meaning nothing more than mischief, asserted himself.</w:t>
+        <w:br/>
+        <w:t>"That's O.K., John," he said, impertinence ringing from every word, "you can leave the acting to me."</w:t>
+        <w:br/>
+        <w:t>And now, in the trailer, Hurt is fuming: "That little bugger," he says, teeth clenched, "Larry Olivier would have eaten him alive for that."</w:t>
+        <w:br/>
+        <w:t>"WHEN I SAY THAT ACTING IS just a rather more sophisticated way of playing cowboys and Indians," says Hurt, "it's my way of trying to quash all the pretentious crap that's said about acting. What I mean is, if you pretend well enough, the audience will believe you. By the way, I was always an Indian.</w:t>
+        <w:br/>
+        <w:t>"It's your imagination that creates something, not research. People say, 'John, do you relate to a character?' Relate? How the hell do you relate to Caligula? You damn well imagine a character, and if you can't do that, go home.</w:t>
+        <w:br/>
+        <w:t>"In front of the camera, you try to do subtle, telling things and hope the director, and the camera, notices," he continues. "You can feel when you pass something through the camera. The old Alan Ladd story is the best one in that respect. He came back from a long day of shooting out in the dusty Arizona desert and someone said, 'Did you have a good day, Alan?' In his soft rasp, he said, 'Yup, a couple of good looks.' "</w:t>
+        <w:br/>
+        <w:t>The director Jim Sheridan says Hurt is "not one of those people who lives the part, you know, but rather turns it on and off." Method actors try to "get involved in the interior life of the character," says Sheridan. Hurt, on the other hand, takes an idiosyncratic approach, looking for a trademark, a peculiarity, a quirk as emblem for the whole. "He doesn't build a character in a documentary way. He's more like an impressionist."</w:t>
+        <w:br/>
+        <w:t>The best example of this, and the use of his imagination, is Hurt's work in "The Elephant Man," the story of John Merrick, hideously disfigured, a victim in the late-19th century of what was thought to be neurofibromatosis.</w:t>
+        <w:br/>
+        <w:t>To play the part, during each day of shooting Hurt sat for seven hours while a makeup artist applied 22 pieces of prosthetic makeup. The mask, in effect, made him appear a monster, but the character he created from beneath it was almost angelic, "truly remarkable," wrote Vincent Canby in The New York Times.</w:t>
+        <w:br/>
+        <w:t>"It occurred to me as we went along," says Hurt, "that this was a creature that was totally without malice. I mean, he was a saint in that sense. So I had to find a voice that was the opposite of his physical image, a sweet voice, refined, something that, against his face, would be a total shock. I had to get the audience to love me."</w:t>
+        <w:br/>
+        <w:t>The voice, key to the role, "was beautifully tender," says David Lynch, the director. "Every move and sound was right; John was the guy. He totally gave up his own personality. That's a kind of cosmic feat, a huge, frightening thing. He's the greatest actor I've ever worked with."</w:t>
+        <w:br/>
+        <w:t>The technique behind this achievement, of course, is so discreet it's almost imperceptible.</w:t>
+        <w:br/>
+        <w:t>Here on the prairie late in the afternoon, the actor again is called to the set. In a previous scene, the main character has chased his son headlong down a wide concrete spillway toward the edge of a dam. But to have continued the sequence, reversing the angle and filming from the edge, would have been too dangerous, so a simulated precipice was constructed of plywood and set nearby on a grassy knoll. Now, as the actors assume their marks on this ersatz precipice, the director reminds them that they should appear breathless from a long run.</w:t>
+        <w:br/>
+        <w:t>Mackay begins to hop in place, trying to get himself winded. Hurt, meanwhile, stands almost motionless, idly sipping a cup of tea.</w:t>
+        <w:br/>
+        <w:t>"O.K., ready?" says the director.</w:t>
+        <w:br/>
+        <w:t>The teen-ager, finally panting, stops bouncing. Hurt yawns and tosses his cup into the tall grass.</w:t>
+        <w:br/>
+        <w:t>"Action," says Dewolf, and, with that, Hurt suddenly is doubled over, so completely out of breath it seems he's been sprinting for miles. The small deception is stunning, a work of pure imagination.</w:t>
+        <w:br/>
+        <w:t>"That's a wrap," says Dewolf, smiling. "See, you tomorrow, John . . . for your death."</w:t>
+        <w:br/>
+        <w:t>"Oh, another death, is it?" says Hurt, laughing. "Well, I'll add it to the list."</w:t>
+        <w:br/>
+        <w:t>HE GREW UP PART OF THE manse, the third child of Phyllis Hurt and the Rev. Arnould Herbert Hurt. In his early years, the family lived in Britain's Midlands and along its east coast, a land of collieries and potteries, gritty villages and hard, working-class towns.</w:t>
+        <w:br/>
+        <w:t>He passed his childhood at St. Michael's School, a small Anglican academy for the sons of the middle-class clergy. And it was here, at the age of 9, in the Maeterlinck fantasy "The Blue Bird," that John Hurt became stage-struck:</w:t>
+        <w:br/>
+        <w:t>"I remember going across the footlights and saying to myself, 'I'm at home here.' " St. Michael's was also a place steeped in ritual. The trappings and devices of high-Anglican ceremony -- incense and rose petals, the gold cloth over the monstrance, the reprise of prayers and ringing chants -- all imbued the boy was a passion for drama and scene.</w:t>
+        <w:br/>
+        <w:t>"Talk about being brought up with a sense of theater," he says. "It was a fantastic show."</w:t>
+        <w:br/>
+        <w:t>He was, however, a student with "a hopeless record" and, after he failed the entrance exam to a private secondary school, he found himself at a proletarian warehouse in Lincoln, isolated, estranged.</w:t>
+        <w:br/>
+        <w:t>"Lincoln School was what you in America call a public school, maybe a thousand students. At first I was the vicar's son, very different from them."</w:t>
+        <w:br/>
+        <w:t>"It was a bit of a trial for John," says his father. "He didn't fit in very well. He also had a far from understanding headmaster there. John was too much of an individual for him."</w:t>
+        <w:br/>
+        <w:t>"The headmaster loathed me," Hurt remembers. "But to get along with the others, I quickly learned to become working-class, a reactionary, a teddy, a low life. I even changed accents. I hated it."</w:t>
+        <w:br/>
+        <w:t>Back home, however, he refused to play the changeling. Says a close friend: "The thing you must remember most about John is that he found himself at an early age in disagreement with all those deeply conservative religious values of his family and was always kicking against his father's principles, always gripped by his own intrinsic individuality."</w:t>
+        <w:br/>
+        <w:t>In other words, like the characters he now embraces, he was a misfit.</w:t>
+        <w:br/>
+        <w:t>Perhaps this, in part, explains why John Hurt now seems so frequently aggrieved.</w:t>
+        <w:br/>
+        <w:t>"It's also just his emotional makeup," says Edgar Bronfman. "John's an artist, not an actor making a living, and most artists are a wailing open sore. I think there is no rationally explaining the demons with great artists. John is just constantly at war with himself."</w:t>
+        <w:br/>
+        <w:t>In the past, the weapon often has been alcohol.</w:t>
+        <w:br/>
+        <w:t>"There were times when he was a boring drunk and prickly, contentious," says his friend Don Boyd.</w:t>
+        <w:br/>
+        <w:t>"His problem has never affected his work," says Bronfman, "but he's had a real struggle."</w:t>
+        <w:br/>
+        <w:t>For his part, Hurt says only: "I try to keep the dark side of my life to myself. I don't believe in wearing that on one's sleeve."</w:t>
+        <w:br/>
+        <w:t>After Lise died in 1983, the war escalated. The year before, Hurt had met a television actress who was tending bar in a Los Angeles restaurant. Now, six months after Lise's death, he asked her to live with him. Six months after that, they were married. "You've heard of Cinderella stories?" he says. "Well, as someone I know put it, this turned out to be a Godzilla story." They were, he went on, hopelessly ill-matched. Along the way, he decided to build a house in Kenya, a sprawling hacienda. The couple spent barely two months there. Looking back, says Hurt, "the house in Kenya was as crazy as the marriage."</w:t>
+        <w:br/>
+        <w:t>Then, in 1988, he went to London to begin work on "Scandal" and there met Joan -- or Jo as everyone calls her -- Dalton, an assistant to the director, Michael Caton-Jones.</w:t>
+        <w:br/>
+        <w:t>One weekend, Hurt left the set without his script and Dalton was asked to ferry it to his flat. "We met and had this incredible conversation," she recalls. "It was like we'd known each other forever. I thought I'd be sad when the film ended because I wouldn't be able to have these conversations anymore. It was completely guileless." One day Hurt emerged from his dressing room and told Jo Dalton he was going to end his marriage.</w:t>
+        <w:br/>
+        <w:t>"Oh," she said, "I see the penny's finally dropped."</w:t>
+        <w:br/>
+        <w:t>She was 30, once married, an American from New Jersey educated in Canada and a former producer of television commercials and pop videos. He was 48, "near to a nervous breakdown," she says.</w:t>
+        <w:br/>
+        <w:t>The romance revived Hurt. Soon, he convinced Dalton to move into the Savoy Hotel with him.</w:t>
+        <w:br/>
+        <w:t>"I must say, I really turned it on," he remembers. "I was driven to do so. I knew if I let this bus pass, it was not going to stop again. This was the first time I'd ever really fallen in love."</w:t>
+        <w:br/>
+        <w:t>Jo Dalton was frightened: "I thought, no, God, it's too much like all those movies. Here's this leading actor and this girl who's working on her first film. We tried to keep it sort of quiet. I said to myself, 'This is splendid, romantic and mad, but, I mean, is it going to come to any good?' "</w:t>
+        <w:br/>
+        <w:t>JO DALTON HURT IS A TALL, poised, accessible woman with straight blond hair, light blue eyes and a fair complexion. At the moment, she is standing at a kitchen counter, chatting amiably and grinding baby food.</w:t>
+        <w:br/>
+        <w:t>John, Jo and Alexander Hurt -- Sasha, as they call him, a first for both -- age 10 months, have taken up residence in a powder-blue lakeside cottage rented for the duration of the shoot. It is Sunday, gray and wet, a day of rest for cast and crew. The actor has his hands in the sink, doing the dishes; his wife begins spooning out lunch for their infant son.</w:t>
+        <w:br/>
+        <w:t>"Let me tell you what happened when my parents found out about us," she says. "I called my mother and said, 'You're not going to believe this, but I'm kind of seeing John Hurt.' At first, she was very excited. Then she went to the video shop. She got out 'Midnight Express,' in which he plays a junkie, then 'The Hit,' where he plays a hit man, then 'I, Claudius,' where he's this crazed emperor. Two weeks later, I got a phone call. Her voice was an octave higher. 'Honey,' she says, 'are you O.K.?' "</w:t>
+        <w:br/>
+        <w:t>Jo Hurt says her husband still suffers from chronic disquiet. "To be honest, he's desperately pained by things all the time, from people around him to the world situation -- battered around, you know, bumped on the head everywhere he goes," she says.</w:t>
+        <w:br/>
+        <w:t>But marriage and fatherhood seem to have given the actor at least a few moments of equanimity.</w:t>
+        <w:br/>
+        <w:t>"He has a self-confidence I have not seen in a long time, and I'm sure it has something to do with Jo and the baby," says Don Boyd.</w:t>
+        <w:br/>
+        <w:t>"His relationship with Lise didn't satisfy the need for a deep and abiding love," says Bronfman. "He has that with Jo and that has brought him a great deal of inner peace."</w:t>
+        <w:br/>
+        <w:t>The Hurts recently settled in Ireland and are renovating an 18th-century Georgian farmhouse that sits on 13 acres some 50 miles from Dublin. "Ireland is a bright nation," says Hurt. "It's poetic. In England, if you turn up in the morning looking like disaster, they say, 'John, Jesus, you look like hell.' But in Ireland, they say, 'Johnny, you look like you had a great night last night, lad.' I like the Irish immensely."</w:t>
+        <w:br/>
+        <w:t>Meanwhile, his career keeps to its quiet, even track. It is unlikely that John Hurt will achieve stardom, at least as Americans think of it. He does not, for example, "work Hollywood," cultivating producers, directors and studio plutocrats. "John simply doesn't play the Hollywood game," says one friend. "If you go to Hollywood," says the director Jim Sheridan, "you have to change your identity. To become successful there, you literally have to become someone else. John's been relatively successful without doing that."</w:t>
+        <w:br/>
+        <w:t>Hurt, keeping in character, answers with an anecdote: "David Niven once said: 'I'm a reasonably paid second-rate star who usually gets a part after someone else has turned it down. I never overprice myself because I like to keep working.' "</w:t>
+        <w:br/>
+        <w:t>He is likely one of the least acquisitive actors in the industry. He pines for no role, chases no script, advances no image. In fact, for more years than he can remember, he had no mirror in the house.</w:t>
+        <w:br/>
+        <w:t>And although he finally seems settled -- "One has one's ups and downs; I'm feeling rather up at the minute" -- the wrinkles, folds and crow's feet will always leave him with an aspect of melancholy, a hint of distress.</w:t>
+        <w:br/>
+        <w:t>"So what if it looks as if he hasn't slept in 25 years," says Jo Hurt. "He's been up doing interesting things."</w:t>
         <w:br/>
         <w:br/>
         <w:t>Graphic</w:t>
@@ -95,7 +241,7 @@
         <w:br/>
         <w:t xml:space="preserve"> </w:t>
         <w:br/>
-        <w:t>Photo: Bernard Sanders, the Representative-elect from Vermont, in Burlington last week. He identifies himself as a "democratic socialist." (Paul O. Boisvert for The New York Times)</w:t>
+        <w:t>Photos: John Hurt (pg. 55); John and Jo Hurt with their 10-month-old son, Alexander, on the estate of one of their neighbors 50 miles outside Dublin. A monument is in the background (pg. 103) (Dudley Reed for the New York Times)</w:t>
       </w:r>
     </w:p>
     <w:sectPr>

--- a/example_articles/countries/United Kingdom/2.countries_United Kingdom_New_York_Times.docx
+++ b/example_articles/countries/United Kingdom/2.countries_United Kingdom_New_York_Times.docx
@@ -7,7 +7,9 @@
         <w:pStyle w:val="Heading1"/>
       </w:pPr>
       <w:r>
-        <w:t>John Hurt: Always in Character</w:t>
+        <w:t>FILM;</w:t>
+        <w:br/>
+        <w:t>Filming Life, He Found His Own</w:t>
       </w:r>
     </w:p>
     <w:p>
@@ -17,12 +19,12 @@
     </w:p>
     <w:p>
       <w:r>
-        <w:t>Date: 1990-12-02</w:t>
+        <w:t>Date: 1992-01-12</w:t>
       </w:r>
     </w:p>
     <w:p>
       <w:r>
-        <w:t>Section: Section 6;; Section 6; Page 55; Column 1; Magazine Desk; Column 1;</w:t>
+        <w:t>Section: Section 2;; Section 2; Page 11; Column 1; Arts &amp; Leisure Desk; Column 1;; Biography</w:t>
       </w:r>
     </w:p>
     <w:p>
@@ -32,7 +34,7 @@
     </w:p>
     <w:p>
       <w:r>
-        <w:t>Raw locations result, 'locations': ['United Kingdom']</w:t>
+        <w:t>Raw locations result, 'locations': ['England, United Kingdom']</w:t>
       </w:r>
     </w:p>
     <w:p>
@@ -49,191 +51,63 @@
     </w:p>
     <w:p>
       <w:r>
-        <w:t>Long before the forehead furrowed and the skin around the eyes shriveled into sacs, John Hurt wore a worried look.</w:t>
+        <w:t>"Thirty-five Up," the latest installment in the documentary series about the lives of 14 Britons, is the culmination of 28 years' work, and as far as I know is the longest-running project in the history of film. It started in 1964 with "7 Up," a documentary produced by Granada Television that looked at Britain through the eyes of these individuals as 7-year-olds. I was 22, had just left Cambridge University with a law degree and had been hired to find the children from as diverse backgrounds as possible and, with the director Paul Almond, to get their opinions on money, love, God, sex, race, school and one another. We also wanted to know what they had in mind for their futures. These were the politicians, managers, union leaders and parents of the year 2000, so what kind of England could we look forward to?</w:t>
         <w:br/>
-        <w:t>"When I was a boy at Lincoln School in Britain," he recalls, "I had an English teacher, Mr. Crowther, who'd say, 'Stop looking so, so . . .' -- he wanted to use the word 'hurt' but suddenly remembered it was my name -- 'so injured.' "</w:t>
+        <w:t>We used the Jesuit idea "give me a child until he is 7 and I will show you the man," but, frankly, our underlying concept was political. Granada was a left-wing company, and in the heady days of 1964 when England was the pop-cultural center of the world, we wanted to see whether the dynamics that gave fame and fortune to the Beatles, the Stones and other icons had permeated our class system. Did everybody have a fair chance, or did the accident of birth bring power, wealth and success? Were children made into winners or losers by class divisions, or was the old order changing forever?</w:t>
         <w:br/>
-        <w:t>Across the years, the look deepened: the skin gathered into pleats, the eyelids to reptilian hoods. It is now, at 50 years old, a physiognomy film makers find eloquent.</w:t>
+        <w:t>The film became an instant classic, for out of the mouths of those babes came some fairly alarming truths about the inequality and unfairness that still existed at the very heart of our society. The arguments that emerged were so provocative that I decided to go back every seven years to record what was happening to these children as they grew up.</w:t>
         <w:br/>
-        <w:t>"John's got a tremendous sadness in his eyes," says David Puttnam, the producer. "And that may be an actor's greatest asset, because he can convey pain."</w:t>
+        <w:t>Over 28 years and five films, their lives have become a road map for a kind of social history of the last three decades. The series has also been a marker for me, as it has engaged my entire working life. I have married, had children and moved to America, and wondered whether the choices I have made have been as preordained as some of those in "7 Up." I've brought up my own children, mindful of those I have filmed growing up burdened by so much parental ambition that their lives have gone seriously awry. You can see the charm of a 7-year-old become stress at 14 and disappointment at 21. I look at Nick, at 7 a farmer's son from rural Yorkshire, at 35 an associate professor of physics at the University of Wisconsin, in the process of relocating his family to America, much as I did, homesick for England and trying to identify and hang on to those of his roots that would give him his strength.</w:t>
         <w:br/>
-        <w:t>Such empathy, of course, is born principally of experience. John Hurt's art -- his critically acclaimed ability to project, imaginatively, the most profound moments in life -- has been dearly won. By his own reckoning, and by the accounts of those close to him, Hurt has known privation, wantonness and great loss -- the artist's classic vicissitudes." In short, says Puttnam, "He's led an extraordinary life.</w:t>
+        <w:t>Professionally, I don't know what I've learned from the films except maybe that truth is more extraordinary than fiction, that real-life stories can be more unbelievable, more daring and more vivid than invention. My best movies, "Agatha," "Coal Miner's Daughter" and "Gorillas in the Mist," were all the more powerful for being based on truth.</w:t>
         <w:br/>
-        <w:t>HERE ON THE CANADIAN PRAIRIE, JOHN HURT seems at peace. At the moment, he is sitting in a small motor home that serves as a dressing room on the broad plains of southern Alberta, a boundless table top of Kelly green and harvest gold beneath a dome of blue. It is a warm day under a late-summer sun, and Hurt is at work on a movie entitled "Lapse of Memory," an adaptation by the director Patrick Dewolf of "I Am the Cheese," a psychological thriller by Robert Cormier.</w:t>
+        <w:t>Back in 1971 with the second film, "14 Up," it seemed unlikely that the series would survive. The interviews were like a struggle (they lacked, you might say, a warm glow), but once we put it all together, we knew we were onto something. The politics were as strong as ever, but now we had the excitement of juxtaposing two generations. We had turned a page in the family album.</w:t>
         <w:br/>
-        <w:t>"Lapse of Memory" is the actor's 36th feature film. The quality of these movies has been mixed -- from a piece of foolishness called "Partners," in 1982, in which he played a homosexual policeman, to Michael Radford's gritty remake of "1984," in which Hurt is Orwell's hero, Winston Smith. But good vehicle or bad, Hurt's performances across the last 28 years have, almost without exception, been admired.</w:t>
+        <w:t>But there were shortcomings that I've never really surmounted. We didn't have enough women, and the four we had all left school and married early; so we missed out on one of the most powerful political upheavals of my lifetime -- the changing role of women in the home and workplace. I think I also shortchanged my own roots -- the lower middle class. In my generation that class overcame modest beginnings by luck and hard work, but in the "7 Up" generation it found a world where the economy was collapsing and jobs in the arts, teaching, medicine and the like, were in short supply.</w:t>
         <w:br/>
-        <w:t>He has twice been nominated for an Academy Award: in 1978 for his portrayal of a degenerate narcotics addict in David Puttnam's "Midnight Express" and in 1981 for the lead role of John Merrick in "The Elephant Man." On television, as Quentin Crisp in "The Naked Civil Servant" and Caligula in "I, Claudius," he was, according to John J. O'Connor of The New York Times, "brilliant" and "daring and memorable."</w:t>
+        <w:t>By "21 Up" it was hard enough putting the film together without bemoaning what might have been if we'd had a crystal ball. The awkwardness of the 14-year-olds had evaporated and interviewing had become much easier. I was having to condense a life into 15 minutes or so and make value judgments as to what was important and what wasn't.</w:t>
         <w:br/>
-        <w:t>Even the industry's top directors seem to hold him in awe.</w:t>
+        <w:t>Sometimes I was way off, with Tony, for example. At 7 he was the playground fighter who wanted to be a jockey, but I felt he'd never had a real chance in life. High spirits and quick wit weren't going to be enough. So I filmed him at 21 driving around the hot crime spots of the East End of London in his taxicab, conducting a tour of underworld highlights past and present. I supposed I was planning ahead, second-guessing what was lying in wait for him, but I had misjudged him completely. As Tony would often say to me, "Michael, you can't judge a book by its cover." The wildness of his early years had softened, and the energy was channeled into his marriage and children. His working-class roots became a real source of strength, and by his 20's he'd begun to make something of himself.</w:t>
         <w:br/>
-        <w:t>"John Hurt is simply the greatest actor in the world," says David Lynch, who directed "The Elephant Man."</w:t>
+        <w:t>Our process is hardly scientific, more a complicated and sometimes bewildering array of private moments set against the cultural and social background of the times. Every seven years I do an exhaustive interview with each person, with very little preparation, looking for the spontaneous rather than the prepared response. We use a fraction of what we shoot (the ratio of film shot to film used is 30:1), so we stockpile an enormous amount of footage. With each new edition of the series, we start from scratch and sometimes go back into unused interview footage if it has become unexpectedly relevant.</w:t>
         <w:br/>
-        <w:t>Jim Sheridan, the director of "My Left Foot," worked with Hurt on "The Field," which opens Dec. 21, and stars Richard Harris and Tom Berenger. He says Hurt is "like a snooker player -- deadly accurate."</w:t>
+        <w:t>By 1984 and "28 Up," the series had changed dramatically -- the politics were now unspoken and the class distinctions self-evident. Individual drama moved to the foreground, and the human element began to dominate. I brought the film to America and showed it at the Los Angeles and New York Film Festivals, seriously doubting that people would make sense of it unless they were well versed in the English school and class systems.</w:t>
         <w:br/>
-        <w:t>For his part, Hurt thinks of himself as a character actor, but in the European, rather than the Hollywood, mold. In America, character actors are apt to assume one character -- the lovable sot, the fumbling intellectual -- for the life of their career. Abroad, however, "a character actor," says Hurt, "is someone who can play, literally, very different characters." And his list of personas is a long one.</w:t>
+        <w:t>I was wrong. It found a huge audience of people who were responding not to a thinly disguised political polemic but to something universal. Success, failure, promise and disappointment -- these had become the new currency of the film. Images would stay in the mind -- Neil, the bright-eyed Liverpudlian who at 7 wanted to be an astronaut, at 28 hitchhiking forlornly around Scotland, his life in pieces; Suzy, bitter and nervous at 21, blossoming into motherhood; Bruce teaching Bengali children, the ambition of a 7-year-old to be a missionary realized; Tony, alone with his jockey pictures, a dream abandoned.</w:t>
         <w:br/>
-        <w:t>In Laurence Olivier's "King Lear," he played the Fool. In "10 Rillington</w:t>
+        <w:t>I doubt that "28 Up" achieved the magical quality of the original -- maybe that's the prerogative of 7-year-old children -- but according to the critics, it had power and resonance. Commitments had been made at the work place and at home, the decisions we all have to make at some time or another. This is what caught the audience's imagination, making it possible to identify with and relate to the people in the film. The public's response was as gratifying to me as anything in my professional life.</w:t>
         <w:br/>
-        <w:t>Place," he played a man hanged for a murder he did not commit; in "Champions," a jockey afflicted with cancer; in "Shout," a cuckolded church organist; in "A Man for All Seasons," the duplicitous Richard Rich, and in "Scandal," Stephen Ward, the osteopath at the center of the so-called Profumo affair, Britain's infamous imbroglio of politics and sex. (Hurt likes to joke that for a moment after "The Elephant Man," he thought he was in danger of being typecast: "What would you think would be the first part that was offered me following 'Elephant Man?' Try 'The Hunchback of Notre Dame.' ")</w:t>
+        <w:t>The major difficulty in mounting "35 Up" has been to keep as many of the subjects as possible. For most of them, the whole enterprise has become a major invasion of privacy, and three have dropped out. Inevitably the piece is weakened if it doesn't have a full cast -- you lose the contrasts and comparisons, and there's a feeling of extended family. Also, some of us have become close, though I'm sure they all dread the seven-yearly knock at the door.</w:t>
         <w:br/>
-        <w:t>And yet, at closer look, perhaps the roles he elects to play are not as varied as they seem. At the least, his characters are unorthodox; at the most, stubbornly eccentric. Witness Quentin Crisp's flamboyance, Winston Smith's quiet anarchy, Stephen Ward's celebration of sex.</w:t>
+        <w:t>Without giving away what has happened over the last seven years, what seems unique this time is the strong sense of mortality that pervades the film. Many of the subjects have recently lost parents; a number now have children around 7 years old. They are teaching their children what I filmed them learning, so you see knowledge and wisdom handed on from generation to generation -- a circle being closed.</w:t>
         <w:br/>
-        <w:t>"There isn't such a thing as a regular guy," Hurt says, "not from the point of view of drama, but, yes, I am interested in characters who are misunderstood."</w:t>
+        <w:t>There are as many surprises now as there were with "28 Up," and I'm hopeful that the films get richer as the people get older. Someone wrote of "35 Up" that it contained the heartening message that age makes people nicer, which bodes well for "42 Up," "49 Up" and on, but the excitement of each step is not knowing what to expect. I fear for the participants' safety, as with family and friends; and although life is hard for most of them, it is reassuring to observe the resilience and enterprise of the human spirit.</w:t>
         <w:br/>
-        <w:t>Thus, he is usually an actor on the edge. "All those parts demand vulnerability, yes, the ability to expose things that would not normally be seen," he says. "That's what makes them exciting."</w:t>
+        <w:t>Other films have come out of my project. Last year CBS and Granada produced Phil Joanou's American "7 Up" (as yet not broadcast), and Granada financed Sergei Miroshnichenko's Russian version, and maybe there will be more. The new films have a great advantage over the original -- they know they're in for the long haul, whereas "7 Up" was only supposed to be a one-shot.</w:t>
         <w:br/>
-        <w:t>By contrast, the man who now sits in the trailer swatting at large black flies and waiting to be called out into the prairie sun for the next shot is retiring and rarely self-revealing.</w:t>
+        <w:t>So, as I served as a producer on the American film and consultant on the Russian one, we were able to plan ahead, to anticipate what may be important in America over the next decades -- the breakdown of the inner cities, the widening of the gap between rich and poor and the redrawing of the ethnic map -- and respond to that in our choice of children. We filmed in the Soviet Union last autumn, just before the Baltic states broke away and well before the whole country fell apart. If we can keep track of our Russian 7-year-olds, their lives could provide astonishing insight into the future of the new commonwealth.</w:t>
         <w:br/>
-        <w:t>JUST AFTER HIS 17TH birthday, John Hurt approached his parents. "Can't I go to acting school?" he asked.</w:t>
+        <w:t>I suppose my greatest contribution to the whole project has been to hang in and give it continuity. I remember sitting with Mike Scott, then Granada's head of programming, in Los Angeles and saying wasn't it about time for "28 Up," and him responding that it would never happen because I wouldn't leave Hollywood.</w:t>
         <w:br/>
-        <w:t>His mother, an amateur actress, had trod the boards in a local troupe. His father, a vicar, emoted from the pulpit. But, to his parents, acting was not a fit profession. "They thought it represented something risque and populist," Hurt recalls. "It was out of the question."</w:t>
+        <w:t>He couldn't guess the power the films have in my life and how I doubt whether I'll ever have the chance to do anything as original as this again.</w:t>
         <w:br/>
-        <w:t>So he went to art school instead, to learn to paint and draw; his parents hoped he might eventually teach. Three or four years passed. He still burned to act. Then, one night at a hamburger stand in London, he stumbled on a path to the stage.</w:t>
+        <w:t xml:space="preserve"> </w:t>
         <w:br/>
-        <w:t>"I met these two Australian girls who were with Lucillio's Spanish Traveling Dance Band and they invited me to a party," he recalls. "Well, I had some wine and started fooling around, doing impressions and bits. All of a sudden one of them said, 'You ought to be an actor.' I said, 'How?' She said, 'Audition for the Royal Academy of Dramatic Arts.'</w:t>
+        <w:t xml:space="preserve"> </w:t>
         <w:br/>
-        <w:t>"At the time, 1960, I was penniless, living in a one-room basement flat where the walls ran with damp. For two days before the audition, I went without food. I fell asleep on the steps of the theater waiting for the audition.  When I got on, I was so nervous and undernourished, I dried up 20 times during my speeches. Luckily they weren't looking for polished performers and I got a scholarship."</w:t>
+        <w:t xml:space="preserve"> </w:t>
         <w:br/>
-        <w:t>Among his contemporaries at the prestigious academy were Sarah Miles, Tom Courtenay and Ian McShane. Students were taught classic dramatic technique -- to use their imagination in creating a role, to interpret a part from the script, rather than build an analogue based on observation and life, the way of the so-called Method school of acting that was then taking hold across the Atlantic.</w:t>
+        <w:t>APTED BY APTED</w:t>
         <w:br/>
-        <w:t>By 1963, he had made a number of appearances on the London stage, and that year the critics named him Britain's most promising newcomer. By the end of 1966, he had been married and divorced, had appeared in several films, among them "A Man for All Seasons," and had performed with the Royal Shakespeare Company in David Mercer's "Belcher's Luck."</w:t>
+        <w:t xml:space="preserve"> AGE 7 (1948): At local state school. Quiet, very shy. Greatest joys were listening to the radio, chocolate (still rationed) and going to soccer games with my father.</w:t>
         <w:br/>
-        <w:t>In 1967, he met Marie-Lise Volpeliere-Pierrot, a French model with whom, it quickly became clear, he expected to spend the rest of his life. Lise, as everyone called her -- long-necked, dark-haired, beautiful -- became much more than a lover and companion. Theirs was not a romance exactly, but according to those who knew the two, more of a spiritual bonding.</w:t>
+        <w:t>AGE 14: Scholarship to private school in center of London. Easy access to West End theaters and cinemas. Still too shy to be in school plays.</w:t>
         <w:br/>
-        <w:t>"She was an odd combination, not technically his wife, but his wife, also his best critic, his best friend," says one of Hurt's oldest friends, Edgar Bronfman Jr., the president of Joseph E. Seagram &amp; Sons, whom Hurt met on a film set in 1971. "And because they were so involved with each other in so many areas, they had a mercurial relationship."</w:t>
+        <w:t>AGE 21: Second year at Cambridge University. Consumed by interest in theater -- in plays with Trevor Nunn, John Cleese, Stephen Frears and Jonathan Lynn. Had fallen in love with movies after seeing Ingmar Bergman's "Wild Strawberries" at age 17, A career in show business still seemed an idle dream.</w:t>
         <w:br/>
-        <w:t>They were "like brother and sister," says Don Boyd, a British director and for the last 15 years part of Hurt's small personal circle. "Lise of all the people I've seen with John was the least awe-struck by his personality. And she was good at coping with his drinking habit. At one stage, she told him, 'If you continue to drink, you're going to die.' "</w:t>
+        <w:t>AGE 28: Married with a son. Living in Manchester, climbing the ladder at Granada Television. Making the decision to go freelance and try my luck in London.</w:t>
         <w:br/>
-        <w:t>On the morning of Jan. 15, 1983, "cold, wet, nasty altogether," remembers Hurt, the couple went horseback riding close to their house at Ascot Under Wychwood near Oxford. Hurt was about to begin "Champions," in which he would play the part of a jockey. "I needed to get my seat back," he recalls. "We'd been out about 40 minutes. The horses weren't getting on that well. One put its foot in a hole, stumbled and set the other horse off, then both went crashing off down the lane. There were walls on either side of us and we couldn't get off of the road. Suddenly I got thrown; Lise went belting off, trying to catch my mount. All at once, she lost her stirrup, came out the back door and landed on her head in the middle of the road. She went into a coma at the hospital and never came out." She died that day. "We had been together for 16 years and that was that."</w:t>
-        <w:br/>
-        <w:t>The loss, according to Bronfman, Boyd and others, set the actor spinning.</w:t>
-        <w:br/>
-        <w:t>HURT IS A LEAN FIGURE, 5 feet 9 inches, 145 pounds, with straight auburn hair, tousled a bit in front, brown eyes, a freckled almost ruddy complexion and a walk that is tentative, sometimes cautious.</w:t>
-        <w:br/>
-        <w:t>He speaks in the baritone of a country vicar, a voice, in fact, that on the telephone is a dead ringer for his father's. Since he is possessed by the urge to perform, he delights in telling stories and can usually spin a simple anecdote into a small set piece.</w:t>
-        <w:br/>
-        <w:t>Here, for example, Richard Attenborough, the actor and director, summons him to a screen test for the lead role in "Gandhi":</w:t>
-        <w:br/>
-        <w:t>"I went down there and they did the most cursory makeup job. Then they put me in a nappy. Well, I looked like a Welsh rugby player with a diaper, wearing brown boot polish on my body, with my hair scrabbled back and talking 'like dis, you know?' After Ben Kingsley got the part, Attenborough rang back, apologized and said, 'It was just the makeup, Johnny darling' -- he talks like that -- 'just the makeup, deary, really, seriously, you could play it standing on your head, lovey.' At the time, I thought, 'How on earth do you play Gandhi standing on your head?' "</w:t>
-        <w:br/>
-        <w:t>Just now, returning to the trailer from the set -- a hollow of green in a provincial park near the Montana border -- the good-natured storyteller is now brimming with bile.</w:t>
-        <w:br/>
-        <w:t>One of his co-players, Matthew Mackay, a nervous 16-year-old from Montreal, in his first major part in a feature film, has nettled the star. The offense took place during a scene in which Hurt was required to run through the park with Mackay chasing him on a bicycle. After the fourth take, Hurt, panting, turned and asked the director if he wanted more expression.</w:t>
-        <w:br/>
-        <w:t>"Do you want me to act," he asked Dewolf, "or just run?" "Just run," came the reply.</w:t>
-        <w:br/>
-        <w:t>And it was then that Mackay, no doubt meaning nothing more than mischief, asserted himself.</w:t>
-        <w:br/>
-        <w:t>"That's O.K., John," he said, impertinence ringing from every word, "you can leave the acting to me."</w:t>
-        <w:br/>
-        <w:t>And now, in the trailer, Hurt is fuming: "That little bugger," he says, teeth clenched, "Larry Olivier would have eaten him alive for that."</w:t>
-        <w:br/>
-        <w:t>"WHEN I SAY THAT ACTING IS just a rather more sophisticated way of playing cowboys and Indians," says Hurt, "it's my way of trying to quash all the pretentious crap that's said about acting. What I mean is, if you pretend well enough, the audience will believe you. By the way, I was always an Indian.</w:t>
-        <w:br/>
-        <w:t>"It's your imagination that creates something, not research. People say, 'John, do you relate to a character?' Relate? How the hell do you relate to Caligula? You damn well imagine a character, and if you can't do that, go home.</w:t>
-        <w:br/>
-        <w:t>"In front of the camera, you try to do subtle, telling things and hope the director, and the camera, notices," he continues. "You can feel when you pass something through the camera. The old Alan Ladd story is the best one in that respect. He came back from a long day of shooting out in the dusty Arizona desert and someone said, 'Did you have a good day, Alan?' In his soft rasp, he said, 'Yup, a couple of good looks.' "</w:t>
-        <w:br/>
-        <w:t>The director Jim Sheridan says Hurt is "not one of those people who lives the part, you know, but rather turns it on and off." Method actors try to "get involved in the interior life of the character," says Sheridan. Hurt, on the other hand, takes an idiosyncratic approach, looking for a trademark, a peculiarity, a quirk as emblem for the whole. "He doesn't build a character in a documentary way. He's more like an impressionist."</w:t>
-        <w:br/>
-        <w:t>The best example of this, and the use of his imagination, is Hurt's work in "The Elephant Man," the story of John Merrick, hideously disfigured, a victim in the late-19th century of what was thought to be neurofibromatosis.</w:t>
-        <w:br/>
-        <w:t>To play the part, during each day of shooting Hurt sat for seven hours while a makeup artist applied 22 pieces of prosthetic makeup. The mask, in effect, made him appear a monster, but the character he created from beneath it was almost angelic, "truly remarkable," wrote Vincent Canby in The New York Times.</w:t>
-        <w:br/>
-        <w:t>"It occurred to me as we went along," says Hurt, "that this was a creature that was totally without malice. I mean, he was a saint in that sense. So I had to find a voice that was the opposite of his physical image, a sweet voice, refined, something that, against his face, would be a total shock. I had to get the audience to love me."</w:t>
-        <w:br/>
-        <w:t>The voice, key to the role, "was beautifully tender," says David Lynch, the director. "Every move and sound was right; John was the guy. He totally gave up his own personality. That's a kind of cosmic feat, a huge, frightening thing. He's the greatest actor I've ever worked with."</w:t>
-        <w:br/>
-        <w:t>The technique behind this achievement, of course, is so discreet it's almost imperceptible.</w:t>
-        <w:br/>
-        <w:t>Here on the prairie late in the afternoon, the actor again is called to the set. In a previous scene, the main character has chased his son headlong down a wide concrete spillway toward the edge of a dam. But to have continued the sequence, reversing the angle and filming from the edge, would have been too dangerous, so a simulated precipice was constructed of plywood and set nearby on a grassy knoll. Now, as the actors assume their marks on this ersatz precipice, the director reminds them that they should appear breathless from a long run.</w:t>
-        <w:br/>
-        <w:t>Mackay begins to hop in place, trying to get himself winded. Hurt, meanwhile, stands almost motionless, idly sipping a cup of tea.</w:t>
-        <w:br/>
-        <w:t>"O.K., ready?" says the director.</w:t>
-        <w:br/>
-        <w:t>The teen-ager, finally panting, stops bouncing. Hurt yawns and tosses his cup into the tall grass.</w:t>
-        <w:br/>
-        <w:t>"Action," says Dewolf, and, with that, Hurt suddenly is doubled over, so completely out of breath it seems he's been sprinting for miles. The small deception is stunning, a work of pure imagination.</w:t>
-        <w:br/>
-        <w:t>"That's a wrap," says Dewolf, smiling. "See, you tomorrow, John . . . for your death."</w:t>
-        <w:br/>
-        <w:t>"Oh, another death, is it?" says Hurt, laughing. "Well, I'll add it to the list."</w:t>
-        <w:br/>
-        <w:t>HE GREW UP PART OF THE manse, the third child of Phyllis Hurt and the Rev. Arnould Herbert Hurt. In his early years, the family lived in Britain's Midlands and along its east coast, a land of collieries and potteries, gritty villages and hard, working-class towns.</w:t>
-        <w:br/>
-        <w:t>He passed his childhood at St. Michael's School, a small Anglican academy for the sons of the middle-class clergy. And it was here, at the age of 9, in the Maeterlinck fantasy "The Blue Bird," that John Hurt became stage-struck:</w:t>
-        <w:br/>
-        <w:t>"I remember going across the footlights and saying to myself, 'I'm at home here.' " St. Michael's was also a place steeped in ritual. The trappings and devices of high-Anglican ceremony -- incense and rose petals, the gold cloth over the monstrance, the reprise of prayers and ringing chants -- all imbued the boy was a passion for drama and scene.</w:t>
-        <w:br/>
-        <w:t>"Talk about being brought up with a sense of theater," he says. "It was a fantastic show."</w:t>
-        <w:br/>
-        <w:t>He was, however, a student with "a hopeless record" and, after he failed the entrance exam to a private secondary school, he found himself at a proletarian warehouse in Lincoln, isolated, estranged.</w:t>
-        <w:br/>
-        <w:t>"Lincoln School was what you in America call a public school, maybe a thousand students. At first I was the vicar's son, very different from them."</w:t>
-        <w:br/>
-        <w:t>"It was a bit of a trial for John," says his father. "He didn't fit in very well. He also had a far from understanding headmaster there. John was too much of an individual for him."</w:t>
-        <w:br/>
-        <w:t>"The headmaster loathed me," Hurt remembers. "But to get along with the others, I quickly learned to become working-class, a reactionary, a teddy, a low life. I even changed accents. I hated it."</w:t>
-        <w:br/>
-        <w:t>Back home, however, he refused to play the changeling. Says a close friend: "The thing you must remember most about John is that he found himself at an early age in disagreement with all those deeply conservative religious values of his family and was always kicking against his father's principles, always gripped by his own intrinsic individuality."</w:t>
-        <w:br/>
-        <w:t>In other words, like the characters he now embraces, he was a misfit.</w:t>
-        <w:br/>
-        <w:t>Perhaps this, in part, explains why John Hurt now seems so frequently aggrieved.</w:t>
-        <w:br/>
-        <w:t>"It's also just his emotional makeup," says Edgar Bronfman. "John's an artist, not an actor making a living, and most artists are a wailing open sore. I think there is no rationally explaining the demons with great artists. John is just constantly at war with himself."</w:t>
-        <w:br/>
-        <w:t>In the past, the weapon often has been alcohol.</w:t>
-        <w:br/>
-        <w:t>"There were times when he was a boring drunk and prickly, contentious," says his friend Don Boyd.</w:t>
-        <w:br/>
-        <w:t>"His problem has never affected his work," says Bronfman, "but he's had a real struggle."</w:t>
-        <w:br/>
-        <w:t>For his part, Hurt says only: "I try to keep the dark side of my life to myself. I don't believe in wearing that on one's sleeve."</w:t>
-        <w:br/>
-        <w:t>After Lise died in 1983, the war escalated. The year before, Hurt had met a television actress who was tending bar in a Los Angeles restaurant. Now, six months after Lise's death, he asked her to live with him. Six months after that, they were married. "You've heard of Cinderella stories?" he says. "Well, as someone I know put it, this turned out to be a Godzilla story." They were, he went on, hopelessly ill-matched. Along the way, he decided to build a house in Kenya, a sprawling hacienda. The couple spent barely two months there. Looking back, says Hurt, "the house in Kenya was as crazy as the marriage."</w:t>
-        <w:br/>
-        <w:t>Then, in 1988, he went to London to begin work on "Scandal" and there met Joan -- or Jo as everyone calls her -- Dalton, an assistant to the director, Michael Caton-Jones.</w:t>
-        <w:br/>
-        <w:t>One weekend, Hurt left the set without his script and Dalton was asked to ferry it to his flat. "We met and had this incredible conversation," she recalls. "It was like we'd known each other forever. I thought I'd be sad when the film ended because I wouldn't be able to have these conversations anymore. It was completely guileless." One day Hurt emerged from his dressing room and told Jo Dalton he was going to end his marriage.</w:t>
-        <w:br/>
-        <w:t>"Oh," she said, "I see the penny's finally dropped."</w:t>
-        <w:br/>
-        <w:t>She was 30, once married, an American from New Jersey educated in Canada and a former producer of television commercials and pop videos. He was 48, "near to a nervous breakdown," she says.</w:t>
-        <w:br/>
-        <w:t>The romance revived Hurt. Soon, he convinced Dalton to move into the Savoy Hotel with him.</w:t>
-        <w:br/>
-        <w:t>"I must say, I really turned it on," he remembers. "I was driven to do so. I knew if I let this bus pass, it was not going to stop again. This was the first time I'd ever really fallen in love."</w:t>
-        <w:br/>
-        <w:t>Jo Dalton was frightened: "I thought, no, God, it's too much like all those movies. Here's this leading actor and this girl who's working on her first film. We tried to keep it sort of quiet. I said to myself, 'This is splendid, romantic and mad, but, I mean, is it going to come to any good?' "</w:t>
-        <w:br/>
-        <w:t>JO DALTON HURT IS A TALL, poised, accessible woman with straight blond hair, light blue eyes and a fair complexion. At the moment, she is standing at a kitchen counter, chatting amiably and grinding baby food.</w:t>
-        <w:br/>
-        <w:t>John, Jo and Alexander Hurt -- Sasha, as they call him, a first for both -- age 10 months, have taken up residence in a powder-blue lakeside cottage rented for the duration of the shoot. It is Sunday, gray and wet, a day of rest for cast and crew. The actor has his hands in the sink, doing the dishes; his wife begins spooning out lunch for their infant son.</w:t>
-        <w:br/>
-        <w:t>"Let me tell you what happened when my parents found out about us," she says. "I called my mother and said, 'You're not going to believe this, but I'm kind of seeing John Hurt.' At first, she was very excited. Then she went to the video shop. She got out 'Midnight Express,' in which he plays a junkie, then 'The Hit,' where he plays a hit man, then 'I, Claudius,' where he's this crazed emperor. Two weeks later, I got a phone call. Her voice was an octave higher. 'Honey,' she says, 'are you O.K.?' "</w:t>
-        <w:br/>
-        <w:t>Jo Hurt says her husband still suffers from chronic disquiet. "To be honest, he's desperately pained by things all the time, from people around him to the world situation -- battered around, you know, bumped on the head everywhere he goes," she says.</w:t>
-        <w:br/>
-        <w:t>But marriage and fatherhood seem to have given the actor at least a few moments of equanimity.</w:t>
-        <w:br/>
-        <w:t>"He has a self-confidence I have not seen in a long time, and I'm sure it has something to do with Jo and the baby," says Don Boyd.</w:t>
-        <w:br/>
-        <w:t>"His relationship with Lise didn't satisfy the need for a deep and abiding love," says Bronfman. "He has that with Jo and that has brought him a great deal of inner peace."</w:t>
-        <w:br/>
-        <w:t>The Hurts recently settled in Ireland and are renovating an 18th-century Georgian farmhouse that sits on 13 acres some 50 miles from Dublin. "Ireland is a bright nation," says Hurt. "It's poetic. In England, if you turn up in the morning looking like disaster, they say, 'John, Jesus, you look like hell.' But in Ireland, they say, 'Johnny, you look like you had a great night last night, lad.' I like the Irish immensely."</w:t>
-        <w:br/>
-        <w:t>Meanwhile, his career keeps to its quiet, even track. It is unlikely that John Hurt will achieve stardom, at least as Americans think of it. He does not, for example, "work Hollywood," cultivating producers, directors and studio plutocrats. "John simply doesn't play the Hollywood game," says one friend. "If you go to Hollywood," says the director Jim Sheridan, "you have to change your identity. To become successful there, you literally have to become someone else. John's been relatively successful without doing that."</w:t>
-        <w:br/>
-        <w:t>Hurt, keeping in character, answers with an anecdote: "David Niven once said: 'I'm a reasonably paid second-rate star who usually gets a part after someone else has turned it down. I never overprice myself because I like to keep working.' "</w:t>
-        <w:br/>
-        <w:t>He is likely one of the least acquisitive actors in the industry. He pines for no role, chases no script, advances no image. In fact, for more years than he can remember, he had no mirror in the house.</w:t>
-        <w:br/>
-        <w:t>And although he finally seems settled -- "One has one's ups and downs; I'm feeling rather up at the minute" -- the wrinkles, folds and crow's feet will always leave him with an aspect of melancholy, a hint of distress.</w:t>
-        <w:br/>
-        <w:t>"So what if it looks as if he hasn't slept in 25 years," says Jo Hurt. "He's been up doing interesting things."</w:t>
+        <w:t>AGE 35: Had second son. Trying to build a career in movies. Had made two -- "Triple Echo," with Glenda Jackson, and "Stardust," produced by David Puttnam. Still paying the rent by working in television and theater. Looking enviously toward America.</w:t>
         <w:br/>
         <w:br/>
         <w:t>Graphic</w:t>
@@ -241,7 +115,7 @@
         <w:br/>
         <w:t xml:space="preserve"> </w:t>
         <w:br/>
-        <w:t>Photos: John Hurt (pg. 55); John and Jo Hurt with their 10-month-old son, Alexander, on the estate of one of their neighbors 50 miles outside Dublin. A monument is in the background (pg. 103) (Dudley Reed for the New York Times)</w:t>
+        <w:t>Photos: In Michael Apted's new documentary "35 Up," Jackie, Lynn and Sue hold photographs of themselves at the ages of 28, 21 and 7 -- like a family album. Photos of Michael Apted. (Photographs by Samuel Goldwyn Company)</w:t>
       </w:r>
     </w:p>
     <w:sectPr>

--- a/example_articles/countries/United Kingdom/2.countries_United Kingdom_New_York_Times.docx
+++ b/example_articles/countries/United Kingdom/2.countries_United Kingdom_New_York_Times.docx
@@ -7,9 +7,7 @@
         <w:pStyle w:val="Heading1"/>
       </w:pPr>
       <w:r>
-        <w:t>FILM;</w:t>
-        <w:br/>
-        <w:t>Filming Life, He Found His Own</w:t>
+        <w:t>From the Annals Of Reinvention: Vidal Sassoon - Correction Appended</w:t>
       </w:r>
     </w:p>
     <w:p>
@@ -19,22 +17,22 @@
     </w:p>
     <w:p>
       <w:r>
-        <w:t>Date: 1992-01-12</w:t>
+        <w:t>Date: 2011-02-06</w:t>
       </w:r>
     </w:p>
     <w:p>
       <w:r>
-        <w:t>Section: Section 2;; Section 2; Page 11; Column 1; Arts &amp; Leisure Desk; Column 1;; Biography</w:t>
+        <w:t>Section: Section AR; Column 0; Arts and Leisure Desk; Pg. 12; FILM</w:t>
       </w:r>
     </w:p>
     <w:p>
       <w:r>
-        <w:t>Source file: NYT/53.DOCX</w:t>
+        <w:t>Source file: NYT/37.DOCX</w:t>
       </w:r>
     </w:p>
     <w:p>
       <w:r>
-        <w:t>Raw locations result, 'locations': ['England, United Kingdom']</w:t>
+        <w:t>Raw locations result, 'locations': ['United Kingdom']</w:t>
       </w:r>
     </w:p>
     <w:p>
@@ -51,63 +49,72 @@
     </w:p>
     <w:p>
       <w:r>
-        <w:t>"Thirty-five Up," the latest installment in the documentary series about the lives of 14 Britons, is the culmination of 28 years' work, and as far as I know is the longest-running project in the history of film. It started in 1964 with "7 Up," a documentary produced by Granada Television that looked at Britain through the eyes of these individuals as 7-year-olds. I was 22, had just left Cambridge University with a law degree and had been hired to find the children from as diverse backgrounds as possible and, with the director Paul Almond, to get their opinions on money, love, God, sex, race, school and one another. We also wanted to know what they had in mind for their futures. These were the politicians, managers, union leaders and parents of the year 2000, so what kind of England could we look forward to?</w:t>
+        <w:t>Beverly Hills, Calif.</w:t>
         <w:br/>
-        <w:t>We used the Jesuit idea "give me a child until he is 7 and I will show you the man," but, frankly, our underlying concept was political. Granada was a left-wing company, and in the heady days of 1964 when England was the pop-cultural center of the world, we wanted to see whether the dynamics that gave fame and fortune to the Beatles, the Stones and other icons had permeated our class system. Did everybody have a fair chance, or did the accident of birth bring power, wealth and success? Were children made into winners or losers by class divisions, or was the old order changing forever?</w:t>
+        <w:t>IN its early stages ''Vidal Sassoon The Movie'' was intended as a birthday present from Michael Gordon, the hair product mogul who produced it, to his old friend Mr. Sassoon. So it's not surprising that the documentary, which opens in New York on Friday, hits all the high points of Mr. Sassoon's 69-year career as a hairdresser: his head-turning geometric haircuts, his brilliance at branding his name, and his movie-star clientele. But it also covers the reinvention that took him there: how a London-born, tough working-class Jewish boy -- who was a fist-throwing member of the British anti-fascist brigade, 43 Group, and fought in Israel's War of Independence -- eventually got rid of his Cockney accent and became known as the charismatic, erudite millionaire King of Hair. Recently Mr. Sassoon, 83, impeccably attired in an Yves Saint Laurent suit and knotted black cashmere scarf, sat in an outdoor booth at the Polo Lounge at the Beverly Hills Hotel and held forth on a variety of subjects, from his memories of an impoverished childhood to why award-show red-carpet coverage makes him cringe. These are excerpts from his conversation with Margy Rochlin.</w:t>
         <w:br/>
-        <w:t>The film became an instant classic, for out of the mouths of those babes came some fairly alarming truths about the inequality and unfairness that still existed at the very heart of our society. The arguments that emerged were so provocative that I decided to go back every seven years to record what was happening to these children as they grew up.</w:t>
+        <w:t>Q. When you first agreed to the documentary, you were writing your memoirs. Did one project feed the other?</w:t>
         <w:br/>
-        <w:t>Over 28 years and five films, their lives have become a road map for a kind of social history of the last three decades. The series has also been a marker for me, as it has engaged my entire working life. I have married, had children and moved to America, and wondered whether the choices I have made have been as preordained as some of those in "7 Up." I've brought up my own children, mindful of those I have filmed growing up burdened by so much parental ambition that their lives have gone seriously awry. You can see the charm of a 7-year-old become stress at 14 and disappointment at 21. I look at Nick, at 7 a farmer's son from rural Yorkshire, at 35 an associate professor of physics at the University of Wisconsin, in the process of relocating his family to America, much as I did, homesick for England and trying to identify and hang on to those of his roots that would give him his strength.</w:t>
+        <w:t>A. No question. I went back to my very early childhood, which I could never forget. I could remember it so well because it was so different.</w:t>
         <w:br/>
-        <w:t>Professionally, I don't know what I've learned from the films except maybe that truth is more extraordinary than fiction, that real-life stories can be more unbelievable, more daring and more vivid than invention. My best movies, "Agatha," "Coal Miner's Daughter" and "Gorillas in the Mist," were all the more powerful for being based on truth.</w:t>
+        <w:t>Q. How so?</w:t>
         <w:br/>
-        <w:t>Back in 1971 with the second film, "14 Up," it seemed unlikely that the series would survive. The interviews were like a struggle (they lacked, you might say, a warm glow), but once we put it all together, we knew we were onto something. The politics were as strong as ever, but now we had the excitement of juxtaposing two generations. We had turned a page in the family album.</w:t>
+        <w:t>A. During the late '20s my father left us. My mother was in a complete hole with no money, and we were evicted. She was so embarrassed that in the middle of the night an uncle picked us up in Shepherd's Bush and took us to a two-room tenement on Petticoat Lane with my three cousins and my Auntie Kate, a great, big-bosomed lady, full of fun. Boy, was that the ghetto. If it was January and if you had to use the toilet, you'd leave the building just praying that someone had just come off it so the seat was warm.</w:t>
         <w:br/>
-        <w:t>But there were shortcomings that I've never really surmounted. We didn't have enough women, and the four we had all left school and married early; so we missed out on one of the most powerful political upheavals of my lifetime -- the changing role of women in the home and workplace. I think I also shortchanged my own roots -- the lower middle class. In my generation that class overcame modest beginnings by luck and hard work, but in the "7 Up" generation it found a world where the economy was collapsing and jobs in the arts, teaching, medicine and the like, were in short supply.</w:t>
+        <w:t>Q. When times got tougher, you were sent to live at a Jewish orphanage for seven years. How did you adjust?</w:t>
         <w:br/>
-        <w:t>By "21 Up" it was hard enough putting the film together without bemoaning what might have been if we'd had a crystal ball. The awkwardness of the 14-year-olds had evaporated and interviewing had become much easier. I was having to condense a life into 15 minutes or so and make value judgments as to what was important and what wasn't.</w:t>
+        <w:t>A. I was a bit of a rebel. When I was about 10 I ran away to see my father. He couldn't have cared less. He just took me back as soon as he could. There was a big meeting because I was the first one to have run away. And they said, ''What can we do to make you happier?'' I said, ''How about more food?''</w:t>
         <w:br/>
-        <w:t>Sometimes I was way off, with Tony, for example. At 7 he was the playground fighter who wanted to be a jockey, but I felt he'd never had a real chance in life. High spirits and quick wit weren't going to be enough. So I filmed him at 21 driving around the hot crime spots of the East End of London in his taxicab, conducting a tour of underworld highlights past and present. I supposed I was planning ahead, second-guessing what was lying in wait for him, but I had misjudged him completely. As Tony would often say to me, "Michael, you can't judge a book by its cover." The wildness of his early years had softened, and the energy was channeled into his marriage and children. His working-class roots became a real source of strength, and by his 20's he'd begun to make something of himself.</w:t>
+        <w:t>Q. You got into hairdressing because your mother had a premonition that it was your destiny. You didn't argue?</w:t>
         <w:br/>
-        <w:t>Our process is hardly scientific, more a complicated and sometimes bewildering array of private moments set against the cultural and social background of the times. Every seven years I do an exhaustive interview with each person, with very little preparation, looking for the spontaneous rather than the prepared response. We use a fraction of what we shoot (the ratio of film shot to film used is 30:1), so we stockpile an enormous amount of footage. With each new edition of the series, we start from scratch and sometimes go back into unused interview footage if it has become unexpectedly relevant.</w:t>
+        <w:t>A. You never argued with my mother. You couldn't win.</w:t>
         <w:br/>
-        <w:t>By 1984 and "28 Up," the series had changed dramatically -- the politics were now unspoken and the class distinctions self-evident. Individual drama moved to the foreground, and the human element began to dominate. I brought the film to America and showed it at the Los Angeles and New York Film Festivals, seriously doubting that people would make sense of it unless they were well versed in the English school and class systems.</w:t>
+        <w:t>Q. In the documentary you mention that the first hairdresser you apprenticed under was very strict.</w:t>
         <w:br/>
-        <w:t>I was wrong. It found a huge audience of people who were responding not to a thinly disguised political polemic but to something universal. Success, failure, promise and disappointment -- these had become the new currency of the film. Images would stay in the mind -- Neil, the bright-eyed Liverpudlian who at 7 wanted to be an astronaut, at 28 hitchhiking forlornly around Scotland, his life in pieces; Suzy, bitter and nervous at 21, blossoming into motherhood; Bruce teaching Bengali children, the ambition of a 7-year-old to be a missionary realized; Tony, alone with his jockey pictures, a dream abandoned.</w:t>
+        <w:t>A. You couldn't come to the salon with wrinkled trousers. I was 14, and we were sleeping at the shelters because the Luftwaffe were bombing every night. He'd tell you to sleep on your trousers without wriggling about, and you'd end up with a beautiful crease in the morning. He'd say, ''Make sure your shoes are shined and your nails are clean.'' Otherwise he'd send us home. It was barbaric, but I loved him. I learned my discipline from him.</w:t>
         <w:br/>
-        <w:t>I doubt that "28 Up" achieved the magical quality of the original -- maybe that's the prerogative of 7-year-old children -- but according to the critics, it had power and resonance. Commitments had been made at the work place and at home, the decisions we all have to make at some time or another. This is what caught the audience's imagination, making it possible to identify with and relate to the people in the film. The public's response was as gratifying to me as anything in my professional life.</w:t>
+        <w:t>Q. You've said that it took you nine years to perfect the Sassoon technique. How did you appease the failed experiments?</w:t>
         <w:br/>
-        <w:t>The major difficulty in mounting "35 Up" has been to keep as many of the subjects as possible. For most of them, the whole enterprise has become a major invasion of privacy, and three have dropped out. Inevitably the piece is weakened if it doesn't have a full cast -- you lose the contrasts and comparisons, and there's a feeling of extended family. Also, some of us have become close, though I'm sure they all dread the seven-yearly knock at the door.</w:t>
+        <w:t>A. ''It'll grow, darling. Come back and be my guest.''</w:t>
         <w:br/>
-        <w:t>Without giving away what has happened over the last seven years, what seems unique this time is the strong sense of mortality that pervades the film. Many of the subjects have recently lost parents; a number now have children around 7 years old. They are teaching their children what I filmed them learning, so you see knowledge and wisdom handed on from generation to generation -- a circle being closed.</w:t>
+        <w:t>Q. What's crucial to being a great hairdresser?</w:t>
         <w:br/>
-        <w:t>There are as many surprises now as there were with "28 Up," and I'm hopeful that the films get richer as the people get older. Someone wrote of "35 Up" that it contained the heartening message that age makes people nicer, which bodes well for "42 Up," "49 Up" and on, but the excitement of each step is not knowing what to expect. I fear for the participants' safety, as with family and friends; and although life is hard for most of them, it is reassuring to observe the resilience and enterprise of the human spirit.</w:t>
+        <w:t>A. The ability to look at somebody's face and body structure. It's like sculpture. You eliminate the superfluous. Q. Name a celebrity with a good haircut.</w:t>
         <w:br/>
-        <w:t>Other films have come out of my project. Last year CBS and Granada produced Phil Joanou's American "7 Up" (as yet not broadcast), and Granada financed Sergei Miroshnichenko's Russian version, and maybe there will be more. The new films have a great advantage over the original -- they know they're in for the long haul, whereas "7 Up" was only supposed to be a one-shot.</w:t>
+        <w:t>A. Victoria Beckham has a marvelous haircut, and so does Tom Cruise's wife. But so many of them are wearing what I call curtains. They have beautiful bones, and they hide them with their hair. It's nuts.</w:t>
         <w:br/>
-        <w:t>So, as I served as a producer on the American film and consultant on the Russian one, we were able to plan ahead, to anticipate what may be important in America over the next decades -- the breakdown of the inner cities, the widening of the gap between rich and poor and the redrawing of the ethnic map -- and respond to that in our choice of children. We filmed in the Soviet Union last autumn, just before the Baltic states broke away and well before the whole country fell apart. If we can keep track of our Russian 7-year-olds, their lives could provide astonishing insight into the future of the new commonwealth.</w:t>
+        <w:t>Q. Do you watch award ceremonies' red-carpet coverage to stay au courant?</w:t>
         <w:br/>
-        <w:t>I suppose my greatest contribution to the whole project has been to hang in and give it continuity. I remember sitting with Mike Scott, then Granada's head of programming, in Los Angeles and saying wasn't it about time for "28 Up," and him responding that it would never happen because I wouldn't leave Hollywood.</w:t>
+        <w:t>A. I'm terrified about what goes on at these awards shows. I recently did an interview where they showed me really bad pictures from the Golden Globes and asked for my opinion. You can't tell me that there aren't super hairdressers working at the awards. They just don't have time to do a really good job. I didn't name names. All my life I've never knocked a hairdresser. It doesn't become me.</w:t>
         <w:br/>
-        <w:t>He couldn't guess the power the films have in my life and how I doubt whether I'll ever have the chance to do anything as original as this again.</w:t>
+        <w:t>Q. When you chopped off Mia Farrow's trademark long hair for ''Rosemary's Baby,'' it generated big headlines. How did you come up with her almost boyish look?</w:t>
         <w:br/>
-        <w:t xml:space="preserve"> </w:t>
+        <w:t>A. Do you know how that happened? She had an argument with Mr. Sinatra, and she went to town on her hair. Then she called me and said, ''Vidal, could you straighten my hair out?'' I said, ''Mia, I can only go short.''</w:t>
         <w:br/>
-        <w:t xml:space="preserve"> </w:t>
+        <w:t>Q. Was your enduring tag line, ''If you don't look good, we don't look good,'' your idea?</w:t>
         <w:br/>
-        <w:t xml:space="preserve"> </w:t>
+        <w:t>A. No. I was backstage at a show we were doing in New Orleans, and a gentleman named Peter Rogers, an advertising genius out of New York, came over and introduced himself. All he said was, ''If you don't look good, we don't look good.'' I knew instinctively it was the right saying.</w:t>
         <w:br/>
-        <w:t>APTED BY APTED</w:t>
+        <w:t>Q. The tone of those interviewed in ''Vidal Sassoon'' is very loving. Were you given editorial control?</w:t>
         <w:br/>
-        <w:t xml:space="preserve"> AGE 7 (1948): At local state school. Quiet, very shy. Greatest joys were listening to the radio, chocolate (still rationed) and going to soccer games with my father.</w:t>
+        <w:t>A. No. I wanted them to have a clear, open field of thought rather than me pushing ideas into their head. Q. Reportedly Joan Rivers sent a three-page e-mail to the director of the documentary ''Joan Rivers: A Piece of Work'' outlining suggestions for improvements.</w:t>
         <w:br/>
-        <w:t>AGE 14: Scholarship to private school in center of London. Easy access to West End theaters and cinemas. Still too shy to be in school plays.</w:t>
+        <w:t>A. She probably wasn't in comedy, the director. Michael Gordon and I, we both come from hair. Joan Rivers is one of the funniest women alive. I definitely want to see her documentary.</w:t>
         <w:br/>
-        <w:t>AGE 21: Second year at Cambridge University. Consumed by interest in theater -- in plays with Trevor Nunn, John Cleese, Stephen Frears and Jonathan Lynn. Had fallen in love with movies after seeing Ingmar Bergman's "Wild Strawberries" at age 17, A career in show business still seemed an idle dream.</w:t>
+        <w:t>Q. It's about how she was 76 and a total workaholic.</w:t>
         <w:br/>
-        <w:t>AGE 28: Married with a son. Living in Manchester, climbing the ladder at Granada Television. Making the decision to go freelance and try my luck in London.</w:t>
+        <w:t>A. I'm 83. Who wants to stop working?</w:t>
         <w:br/>
-        <w:t>AGE 35: Had second son. Trying to build a career in movies. Had made two -- "Triple Echo," with Glenda Jackson, and "Stardust," produced by David Puttnam. Still paying the rent by working in television and theater. Looking enviously toward America.</w:t>
+        <w:br/>
+        <w:t>http://www.nytimes.com</w:t>
+        <w:br/>
+        <w:t>Correction</w:t>
+        <w:br/>
+        <w:br/>
+        <w:br/>
+        <w:t>This article has been revised to reflect the following correction: An article on Page 12 this weekend about the hairdresser Vidal Sassoon and the new documentary ''Vidal Sassoon The Movie'' misstates the given name of a hair product mogul who produced the movie. He is Michael Gordon, not Mark.</w:t>
+        <w:br/>
+        <w:t>Correction-Date: February 6, 2011</w:t>
         <w:br/>
         <w:br/>
         <w:t>Graphic</w:t>
@@ -115,7 +122,7 @@
         <w:br/>
         <w:t xml:space="preserve"> </w:t>
         <w:br/>
-        <w:t>Photos: In Michael Apted's new documentary "35 Up," Jackie, Lynn and Sue hold photographs of themselves at the ages of 28, 21 and 7 -- like a family album. Photos of Michael Apted. (Photographs by Samuel Goldwyn Company)</w:t>
+        <w:t>PHOTOS: Vidal Sassoon is the subject of a new documentary film, ''Vidal Sassoon The Movie.'' Right, a scene from the film shows Mr. Sassoon on the Millennium Bridge in London. Above, vintage Sassoon looks on contemporary models, in a still taken during the shooting of the film. (PHOTOGRAPHS BY MICHAEL GORDON/PHASE4 FILMS)</w:t>
       </w:r>
     </w:p>
     <w:sectPr>

--- a/example_articles/countries/United Kingdom/2.countries_United Kingdom_New_York_Times.docx
+++ b/example_articles/countries/United Kingdom/2.countries_United Kingdom_New_York_Times.docx
@@ -7,7 +7,7 @@
         <w:pStyle w:val="Heading1"/>
       </w:pPr>
       <w:r>
-        <w:t>From the Annals Of Reinvention: Vidal Sassoon - Correction Appended</w:t>
+        <w:t>ARE BRITISH FILMS FINISHED?</w:t>
       </w:r>
     </w:p>
     <w:p>
@@ -17,17 +17,17 @@
     </w:p>
     <w:p>
       <w:r>
-        <w:t>Date: 2011-02-06</w:t>
+        <w:t>Date: 1980-07-13</w:t>
       </w:r>
     </w:p>
     <w:p>
       <w:r>
-        <w:t>Section: Section AR; Column 0; Arts and Leisure Desk; Pg. 12; FILM</w:t>
+        <w:t>Section: Section 2; Page 1, Column 4; Arts and Leisure Desk</w:t>
       </w:r>
     </w:p>
     <w:p>
       <w:r>
-        <w:t>Source file: NYT/37.DOCX</w:t>
+        <w:t>Source file: NYT/54.DOCX</w:t>
       </w:r>
     </w:p>
     <w:p>
@@ -49,80 +49,57 @@
     </w:p>
     <w:p>
       <w:r>
-        <w:t>Beverly Hills, Calif.</w:t>
+        <w:t>--------------------------------------------------------------------</w:t>
         <w:br/>
-        <w:t>IN its early stages ''Vidal Sassoon The Movie'' was intended as a birthday present from Michael Gordon, the hair product mogul who produced it, to his old friend Mr. Sassoon. So it's not surprising that the documentary, which opens in New York on Friday, hits all the high points of Mr. Sassoon's 69-year career as a hairdresser: his head-turning geometric haircuts, his brilliance at branding his name, and his movie-star clientele. But it also covers the reinvention that took him there: how a London-born, tough working-class Jewish boy -- who was a fist-throwing member of the British anti-fascist brigade, 43 Group, and fought in Israel's War of Independence -- eventually got rid of his Cockney accent and became known as the charismatic, erudite millionaire King of Hair. Recently Mr. Sassoon, 83, impeccably attired in an Yves Saint Laurent suit and knotted black cashmere scarf, sat in an outdoor booth at the Polo Lounge at the Beverly Hills Hotel and held forth on a variety of subjects, from his memories of an impoverished childhood to why award-show red-carpet coverage makes him cringe. These are excerpts from his conversation with Margy Rochlin.</w:t>
-        <w:br/>
-        <w:t>Q. When you first agreed to the documentary, you were writing your memoirs. Did one project feed the other?</w:t>
-        <w:br/>
-        <w:t>A. No question. I went back to my very early childhood, which I could never forget. I could remember it so well because it was so different.</w:t>
-        <w:br/>
-        <w:t>Q. How so?</w:t>
-        <w:br/>
-        <w:t>A. During the late '20s my father left us. My mother was in a complete hole with no money, and we were evicted. She was so embarrassed that in the middle of the night an uncle picked us up in Shepherd's Bush and took us to a two-room tenement on Petticoat Lane with my three cousins and my Auntie Kate, a great, big-bosomed lady, full of fun. Boy, was that the ghetto. If it was January and if you had to use the toilet, you'd leave the building just praying that someone had just come off it so the seat was warm.</w:t>
-        <w:br/>
-        <w:t>Q. When times got tougher, you were sent to live at a Jewish orphanage for seven years. How did you adjust?</w:t>
-        <w:br/>
-        <w:t>A. I was a bit of a rebel. When I was about 10 I ran away to see my father. He couldn't have cared less. He just took me back as soon as he could. There was a big meeting because I was the first one to have run away. And they said, ''What can we do to make you happier?'' I said, ''How about more food?''</w:t>
-        <w:br/>
-        <w:t>Q. You got into hairdressing because your mother had a premonition that it was your destiny. You didn't argue?</w:t>
-        <w:br/>
-        <w:t>A. You never argued with my mother. You couldn't win.</w:t>
-        <w:br/>
-        <w:t>Q. In the documentary you mention that the first hairdresser you apprenticed under was very strict.</w:t>
-        <w:br/>
-        <w:t>A. You couldn't come to the salon with wrinkled trousers. I was 14, and we were sleeping at the shelters because the Luftwaffe were bombing every night. He'd tell you to sleep on your trousers without wriggling about, and you'd end up with a beautiful crease in the morning. He'd say, ''Make sure your shoes are shined and your nails are clean.'' Otherwise he'd send us home. It was barbaric, but I loved him. I learned my discipline from him.</w:t>
-        <w:br/>
-        <w:t>Q. You've said that it took you nine years to perfect the Sassoon technique. How did you appease the failed experiments?</w:t>
-        <w:br/>
-        <w:t>A. ''It'll grow, darling. Come back and be my guest.''</w:t>
-        <w:br/>
-        <w:t>Q. What's crucial to being a great hairdresser?</w:t>
-        <w:br/>
-        <w:t>A. The ability to look at somebody's face and body structure. It's like sculpture. You eliminate the superfluous. Q. Name a celebrity with a good haircut.</w:t>
-        <w:br/>
-        <w:t>A. Victoria Beckham has a marvelous haircut, and so does Tom Cruise's wife. But so many of them are wearing what I call curtains. They have beautiful bones, and they hide them with their hair. It's nuts.</w:t>
-        <w:br/>
-        <w:t>Q. Do you watch award ceremonies' red-carpet coverage to stay au courant?</w:t>
-        <w:br/>
-        <w:t>A. I'm terrified about what goes on at these awards shows. I recently did an interview where they showed me really bad pictures from the Golden Globes and asked for my opinion. You can't tell me that there aren't super hairdressers working at the awards. They just don't have time to do a really good job. I didn't name names. All my life I've never knocked a hairdresser. It doesn't become me.</w:t>
-        <w:br/>
-        <w:t>Q. When you chopped off Mia Farrow's trademark long hair for ''Rosemary's Baby,'' it generated big headlines. How did you come up with her almost boyish look?</w:t>
-        <w:br/>
-        <w:t>A. Do you know how that happened? She had an argument with Mr. Sinatra, and she went to town on her hair. Then she called me and said, ''Vidal, could you straighten my hair out?'' I said, ''Mia, I can only go short.''</w:t>
-        <w:br/>
-        <w:t>Q. Was your enduring tag line, ''If you don't look good, we don't look good,'' your idea?</w:t>
-        <w:br/>
-        <w:t>A. No. I was backstage at a show we were doing in New Orleans, and a gentleman named Peter Rogers, an advertising genius out of New York, came over and introduced himself. All he said was, ''If you don't look good, we don't look good.'' I knew instinctively it was the right saying.</w:t>
-        <w:br/>
-        <w:t>Q. The tone of those interviewed in ''Vidal Sassoon'' is very loving. Were you given editorial control?</w:t>
-        <w:br/>
-        <w:t>A. No. I wanted them to have a clear, open field of thought rather than me pushing ideas into their head. Q. Reportedly Joan Rivers sent a three-page e-mail to the director of the documentary ''Joan Rivers: A Piece of Work'' outlining suggestions for improvements.</w:t>
-        <w:br/>
-        <w:t>A. She probably wasn't in comedy, the director. Michael Gordon and I, we both come from hair. Joan Rivers is one of the funniest women alive. I definitely want to see her documentary.</w:t>
-        <w:br/>
-        <w:t>Q. It's about how she was 76 and a total workaholic.</w:t>
-        <w:br/>
-        <w:t>A. I'm 83. Who wants to stop working?</w:t>
-        <w:br/>
-        <w:br/>
-        <w:t>http://www.nytimes.com</w:t>
-        <w:br/>
-        <w:t>Correction</w:t>
-        <w:br/>
-        <w:br/>
-        <w:br/>
-        <w:t>This article has been revised to reflect the following correction: An article on Page 12 this weekend about the hairdresser Vidal Sassoon and the new documentary ''Vidal Sassoon The Movie'' misstates the given name of a hair product mogul who produced the movie. He is Michael Gordon, not Mark.</w:t>
-        <w:br/>
-        <w:t>Correction-Date: February 6, 2011</w:t>
-        <w:br/>
-        <w:br/>
-        <w:t>Graphic</w:t>
-        <w:br/>
+        <w:t>Sandra Salmans is a freelance writer based in London.</w:t>
         <w:br/>
         <w:t xml:space="preserve"> </w:t>
         <w:br/>
-        <w:t>PHOTOS: Vidal Sassoon is the subject of a new documentary film, ''Vidal Sassoon The Movie.'' Right, a scene from the film shows Mr. Sassoon on the Millennium Bridge in London. Above, vintage Sassoon looks on contemporary models, in a still taken during the shooting of the film. (PHOTOGRAPHS BY MICHAEL GORDON/PHASE4 FILMS)</w:t>
+        <w:t>By SANDRA SALMANS</w:t>
+        <w:br/>
+        <w:t>LONDON On the windswept Dorset coast, 150 miles from here, a remarkable range of talents have been assembled to make what is likely to be one of the most talked-about films of 1981: ''The French Lieutenant's Wom-an,'' based on the best-selling novel by John Fowles. With the notable exception of Meryl Streep in the title role, virtually everyone involved in the undertaking is British. And that's unusual.</w:t>
+        <w:br/>
+        <w:t>The screenplay is by the British playwright Harold Pinter. The director is Karel Reisz, born in Czechoslovakia but raised in Britain, whose ''Saturday Night and Sunday Morning'' helped usher in a new cinematic era 20 years ago. The producer is Leon Clore, who collaborated with Mr. Reisz on another major 60's film, ''Morgan - A Suitable Case for Treatment. ''</w:t>
+        <w:br/>
+        <w:t>AN-A</w:t>
+        <w:br/>
+        <w:t>The money, of course, is American (United Artists), yet ''The French Lieutenant's Woman,'' with its British inspiration and script, is more identifiably British than are most of the films that are made here or financed by British backers these days. And consequently, its production calls attention to the generally sad state of the once brilliant and successful British film industry. To be sure, the local film studios such as Elstree and Pinewood are busier now than they have been in years, but they are working mainly on such conspicuously American movies as the sequels to ''Star Wars'' and ''Superman.'' In cinema today, ''the local product in Britain is the American film,'' said Mamoun Hassan, the Saudi-born, British head of the National Film Finance Corp., which dispenses Government funds to British filmmakers.</w:t>
+        <w:br/>
+        <w:t>It has not always been that way, of course, and it does not take a film buff to recall some of the identifiably British memorable films of previous decades. In the 40's there were Carol Reed's ''The Third Man'' and ''Odd Man Out,'' and David Lean's Dickens classics and wistful ''Brief Encounter.'' The Ealing Studios crafted understated British humor into such whimsical comedies as ''The Lavender Hill Mob'' and ''Kind Hearts and Coronets.'' The 60's brought the neorealism of Mr. Reisz, Lindsay Anderson (''This Sporting Life'') and other talented young directors, as well as the ''swinging London'' cinema exemplified by John Schlesinger's ''Darling.'' But the flow dried up in the 70's, and it would be difficult to cite many individual recent films, let alone entire genres, that are recognizably British.</w:t>
+        <w:br/>
+        <w:t>The industry's decline was underscored last month with the announcement that the Rank Organization, whose 30-year output included several Lean films, Laurence Olivier's ''Hamlet'' and ''Henry V,'' ''Odd Man Out'' and ''This Sporting Life,'' was pulling out of filmmaking. For Rank it was the end of a three-year return to filmmaking, which the company had previously abandoned in 1966 -but the experiment failed. With production budgets spiraling and interest rates soaring, ''It now takes too long to recoup money on films,'' said a spokesman for Rank, which once dominated the British film industry.</w:t>
+        <w:br/>
+        <w:t>Rank's departure leaves only two major production-distribution houses in the field: Associated Communications Corp., which is dominated by its television business, and Thorn EMI, which gets most of its revenue from music and electronics. Although both ACC and EMI are budgeting more for films, the two companies - headed respectively by brothers Lord Lew Grade and Lord Bernard Delfont - are, through a joint company, increasingly shifting their production and distribution activities to the United States.</w:t>
+        <w:br/>
+        <w:t>At the same time, the funds available to independent filmmakers have shrunk sharply. The NFFC, which in the past 30 years has helped underwrite more than 750 feature films, including ''The Third Man, '' ''Room at the Top,'' ''The Servant'' and ''The Europeans,'' has also been crippled by inflation. In its first year, it partially funded 62 films; last year the total shrank to two.</w:t>
+        <w:br/>
+        <w:t>Nor is its plight likely to improve under the free-enterprise Tory government. A recent Film Bill gave the NFFC a one-time grant of $2.3 million, plus $3.5 million yearly from cinema revenues - a sum denounced by NFFC proponents as ''derisory.'' Mr. Hassan, who had earlier projected that the NFFC would have to fund at least 10 films yearly to revive the British cinema, has already halved his ambitions. ''We're trying to breathe life into a corpse,'' he said.</w:t>
+        <w:br/>
+        <w:t>And so the question becomes - as Hollywood might put it - Who killed British cinema? Everyone in the industry seems to have his favorite culprits, and the long list includes such seemingly frivolous causes as the changeable English weather, which makes location shooting a risky proposition, and the shabby condition of many British movie theaters. But a number of the factors underlying the collapse of the British film industry can also be detected behind the ruin of other indigenous businesses: a deluge of imports, a dearth of investment and, in Lindsay Anderson's words, ''an exhaustion of the imagination.' '</w:t>
+        <w:br/>
+        <w:t>Compounding these problems, in a chicken-and-egg situation, is the fact that the British public doesn't go to movies the way it used to. Cinema admissions here have fallen steeply every year since World War II, from 1.6 billion in 1946 to a low of 103 million in 1977. The figure has recently begun to climb, but observers attribute this less to a genuine cinema revival than to the popularity of a few big, American films such as ''Star Wars'' and ''Superman.'' As Mr. Hassan ruefully put it, ''Britain is the only country without a home market for its films.''</w:t>
+        <w:br/>
+        <w:t>The precipitous drop in cinema audiences can be blamed largely on British television - probably the best in the world and, on two stations out of three, free of commercial interruption. During its start-up years, according to George Perry, author of ''The Great British Picture Show,'' a history of British cinema, television here was restrained less than film by censorship, and was thus more closely in touch with the rapidly-changing public tolerance for barracks' room language and the display of sex and violence. It is a widely-held view in the industry that some of Britain's best filmmakers today are working in TV.</w:t>
+        <w:br/>
+        <w:t>But a more profound explanation of the cinema's unpopularity lies in Britain's class-consciousness. ''Our social and cultural system probably makes it impossible to produce popular cinema,'' declared Mr. Anderson. While theater is a middle-class art and television can accommodate different audiences on three different stations, ''cinema must appeal to a wide public,'' he said. ''But in the U.K., popular entertainment is either genteel and middle-class, or vulgar, jolly and working-class, like the 'Carry-On' films. British cinema flourished most during the war, when there was a forcible unification of the country, and class mattered least.''</w:t>
+        <w:br/>
+        <w:t>Mr. Anderson also complained that British intellectuals ''have never supported their own cinema. Before the war they preferred French or, if they were left-wing, Soviet cinema. After the war they liked Ingmar Bergman. Now it's the Americans. There's a passive prejudice against anything homegrown.''</w:t>
+        <w:br/>
+        <w:t>While box-office receipts have plummeted, production costs have soared, exacerbating the British filmmakers' dilemma. According to one estimate, no more than $2.3 million should be budgeted for a film targeted at the U.K. market, if it is to cover costs - and most filmmakers want to do better than just break even . But the current taste is for costly films with splashy special effects. In America, the average movie budget is now about $9 million - a staggering figure that nonetheless can be comfortably met by a home market that accounts for some 60 percent of the world gross for any film.</w:t>
+        <w:br/>
+        <w:t>For the major British film companies, the solution was obvious: beat the Americans at their own game by making American or ''trans-Atlantic'' films. The results so far have been mixed. Rank, which straddled the fence between Britain and America with remakes of such Hitchcock movies as ''The 39 Steps'' and ''The Lady Vanishes,'' lost nearly $4 million last year.</w:t>
+        <w:br/>
+        <w:t>EMI, on the other hand, had major successes in ''The Deer Hunter'' and ''Death on the Nile,'' and is continuing its made-in-America program with ''Honky Tonk Freeway,'' set in Florida, and a remake of ''The Jazz Singer,'' with Neil Diamond and Laurence Olivier. ACC, despite a lackluster track record in which ''The Muppet Movie'' was the only notable success, is nonetheless accelerating its program of low-brow, high-budget films - many of them aimed directly at U.S.  television. And to ensure that they, unlike their predecessors, reap the benefits of success, they are taking a grip on distribution in the all-important American market.</w:t>
+        <w:br/>
+        <w:t>But while Lord Grade is reportedly spending $32 million on ''Raise the Titanic'' and his brother at EMI is filming ''S.O.S. Titantic'' for television, they have warily avoided investments in more adventurous, indigenous films. ''Hollywood's attitude toward a new film is, 'It's unlike anything else, therefore we'll take it','' said Mr. Hassan. ''The attitude here is, 'It's unlike anything else, therefore we won't take it'.''</w:t>
+        <w:br/>
+        <w:t>One of the most British films of recent years, ''Monty Python' s Life of Brian,'' was financed by an individual, the former Beatle George Harrison, after being turned down by EMI. ''Breaking Glass,'' a rock-music film that was hailed at Cannes in May and is scheduled to be released shortly in Britain and the United States (where Paramount will handle distribution), was financed by a wealthy Egyptian shipping family. ''Rank and EMI turned us down, and Lord Grade didn't even return our phone call,'' said the film's co-producer Clive Parsons.</w:t>
+        <w:br/>
+        <w:t>''Babylon,'' a film about blacks in Brixton Prison that Variety called ''a British film with more heart and soul than any homeproduced feature of the last 20 years,'' received its funds from the NFFC and an English recordings company. As for ''The French Lieutenant's Woman,'' the major British film companies ''never expressed interest, and I'm not surprised,'' said its producer, Leon Clore. ''With a small program, they have a tendency to play it safe - and that tends to lead to disaster.''</w:t>
+        <w:br/>
+        <w:t>Mr. Clore also observed that, ''If Americans didn't speak English, we'd have no problem.'' The film industries of France, Italy and Germany can shelter behind a language barrier, he explained, whereas Britain has no such natural protection from a flood of Hollywood products.</w:t>
+        <w:br/>
+        <w:t>This vulnerability saps the British film industry in two ways.  First, the British public, insofar as it attends the movies at all, flocks to see American films. And second, as a consequence, British filmmakers and actors are lured to the U.S. to work for the more dynamic, better-paying industry there. Michael Relph, a veteran producer who, with a young Scottish entrepreneur, Don Boyd, is trying to encourage indigenous films, summed up the situation: ''Every time we discover some one,'' he said, ''he immediately goes to Hollywood.''</w:t>
       </w:r>
     </w:p>
     <w:sectPr>
